--- a/26-2 Sports Day/컨텐츠팀/스포츠데이 컨텐츠팀.docx
+++ b/26-2 Sports Day/컨텐츠팀/스포츠데이 컨텐츠팀.docx
@@ -6690,7 +6690,7 @@
           <w:szCs w:val="20"/>
           <w:rtl w:val="0"/>
         </w:rPr>
-        <w:t xml:space="preserve">장소: 인사캠퍼스 대운동장</w:t>
+        <w:t xml:space="preserve">장소: 율전 대운동장</w:t>
       </w:r>
     </w:p>
     <w:p>
@@ -6725,7 +6725,7 @@
       <w:tblPr>
         <w:tblStyle w:val="Table6"/>
         <w:tblpPr w:leftFromText="180" w:rightFromText="180" w:topFromText="180" w:bottomFromText="180" w:vertAnchor="text" w:horzAnchor="text" w:tblpX="-915" w:tblpY="0"/>
-        <w:tblW w:w="10275.0" w:type="dxa"/>
+        <w:tblW w:w="9540.0" w:type="dxa"/>
         <w:jc w:val="left"/>
         <w:tblBorders>
           <w:top w:color="000000" w:space="0" w:sz="4" w:val="single"/>
@@ -6739,35 +6739,48 @@
         <w:tblLook w:val="0000"/>
       </w:tblPr>
       <w:tblGrid>
-        <w:gridCol w:w="1020"/>
-        <w:gridCol w:w="1365"/>
-        <w:gridCol w:w="1365"/>
-        <w:gridCol w:w="1395"/>
-        <w:gridCol w:w="1230"/>
-        <w:gridCol w:w="1290"/>
-        <w:gridCol w:w="1530"/>
-        <w:gridCol w:w="1080"/>
+        <w:gridCol w:w="900"/>
+        <w:gridCol w:w="705"/>
+        <w:gridCol w:w="570"/>
+        <w:gridCol w:w="585"/>
+        <w:gridCol w:w="630"/>
+        <w:gridCol w:w="600"/>
+        <w:gridCol w:w="750"/>
+        <w:gridCol w:w="555"/>
+        <w:gridCol w:w="660"/>
+        <w:gridCol w:w="570"/>
+        <w:gridCol w:w="660"/>
+        <w:gridCol w:w="555"/>
+        <w:gridCol w:w="630"/>
+        <w:gridCol w:w="1170"/>
         <w:tblGridChange w:id="0">
           <w:tblGrid>
-            <w:gridCol w:w="1020"/>
-            <w:gridCol w:w="1365"/>
-            <w:gridCol w:w="1365"/>
-            <w:gridCol w:w="1395"/>
-            <w:gridCol w:w="1230"/>
-            <w:gridCol w:w="1290"/>
-            <w:gridCol w:w="1530"/>
-            <w:gridCol w:w="1080"/>
+            <w:gridCol w:w="900"/>
+            <w:gridCol w:w="705"/>
+            <w:gridCol w:w="570"/>
+            <w:gridCol w:w="585"/>
+            <w:gridCol w:w="630"/>
+            <w:gridCol w:w="600"/>
+            <w:gridCol w:w="750"/>
+            <w:gridCol w:w="555"/>
+            <w:gridCol w:w="660"/>
+            <w:gridCol w:w="570"/>
+            <w:gridCol w:w="660"/>
+            <w:gridCol w:w="555"/>
+            <w:gridCol w:w="630"/>
+            <w:gridCol w:w="1170"/>
           </w:tblGrid>
         </w:tblGridChange>
       </w:tblGrid>
       <w:tr>
         <w:trPr>
           <w:cantSplit w:val="0"/>
+          <w:trHeight w:val="360" w:hRule="atLeast"/>
           <w:tblHeader w:val="0"/>
         </w:trPr>
         <w:tc>
           <w:tcPr>
-            <w:gridSpan w:val="8"/>
+            <w:gridSpan w:val="14"/>
             <w:tcBorders>
               <w:top w:color="aaaaaa" w:space="0" w:sz="4" w:val="single"/>
               <w:left w:color="aaaaaa" w:space="0" w:sz="4" w:val="single"/>
@@ -6879,7 +6892,61 @@
                 <w:szCs w:val="20"/>
                 <w:rtl w:val="0"/>
               </w:rPr>
-              <w:t xml:space="preserve">팀1 천막</w:t>
+              <w:t xml:space="preserve">팀1</w:t>
+            </w:r>
+          </w:p>
+          <w:p>
+            <w:pPr>
+              <w:spacing w:line="240" w:lineRule="auto"/>
+              <w:rPr>
+                <w:sz w:val="20"/>
+                <w:szCs w:val="20"/>
+              </w:rPr>
+            </w:pPr>
+            <w:r>
+              <w:rPr>
+                <w:rFonts w:ascii="Arial Unicode MS" w:cs="Arial Unicode MS" w:eastAsia="Arial Unicode MS" w:hAnsi="Arial Unicode MS"/>
+                <w:sz w:val="20"/>
+                <w:szCs w:val="20"/>
+                <w:rtl w:val="0"/>
+              </w:rPr>
+              <w:t xml:space="preserve">천막</w:t>
+            </w:r>
+          </w:p>
+        </w:tc>
+        <w:tc>
+          <w:tcPr>
+            <w:tcBorders>
+              <w:top w:color="aaaaaa" w:space="0" w:sz="4" w:val="single"/>
+              <w:left w:color="aaaaaa" w:space="0" w:sz="4" w:val="single"/>
+              <w:bottom w:color="cccccc" w:space="0" w:sz="4" w:val="single"/>
+              <w:right w:color="cccccc" w:space="0" w:sz="4" w:val="single"/>
+            </w:tcBorders>
+            <w:shd w:fill="d9ead3" w:val="clear"/>
+            <w:tcMar>
+              <w:top w:w="80.0" w:type="dxa"/>
+              <w:left w:w="120.0" w:type="dxa"/>
+              <w:bottom w:w="80.0" w:type="dxa"/>
+              <w:right w:w="120.0" w:type="dxa"/>
+            </w:tcMar>
+            <w:vAlign w:val="center"/>
+          </w:tcPr>
+          <w:p>
+            <w:pPr>
+              <w:spacing w:line="240" w:lineRule="auto"/>
+              <w:rPr>
+                <w:sz w:val="20"/>
+                <w:szCs w:val="20"/>
+              </w:rPr>
+            </w:pPr>
+            <w:r>
+              <w:rPr>
+                <w:rFonts w:ascii="Arial Unicode MS" w:cs="Arial Unicode MS" w:eastAsia="Arial Unicode MS" w:hAnsi="Arial Unicode MS"/>
+                <w:sz w:val="20"/>
+                <w:szCs w:val="20"/>
+                <w:rtl w:val="0"/>
+              </w:rPr>
+              <w:t xml:space="preserve">팀1</w:t>
             </w:r>
           </w:p>
         </w:tc>
@@ -6915,7 +6982,7 @@
                 <w:szCs w:val="20"/>
                 <w:rtl w:val="0"/>
               </w:rPr>
-              <w:t xml:space="preserve">팀2 천막</w:t>
+              <w:t xml:space="preserve">팀2</w:t>
             </w:r>
           </w:p>
         </w:tc>
@@ -6951,7 +7018,7 @@
                 <w:szCs w:val="20"/>
                 <w:rtl w:val="0"/>
               </w:rPr>
-              <w:t xml:space="preserve">팀3 천막</w:t>
+              <w:t xml:space="preserve">팀2</w:t>
             </w:r>
           </w:p>
         </w:tc>
@@ -6987,7 +7054,115 @@
                 <w:szCs w:val="20"/>
                 <w:rtl w:val="0"/>
               </w:rPr>
-              <w:t xml:space="preserve">팀4 천막</w:t>
+              <w:t xml:space="preserve">팀3</w:t>
+            </w:r>
+          </w:p>
+        </w:tc>
+        <w:tc>
+          <w:tcPr>
+            <w:tcBorders>
+              <w:top w:color="aaaaaa" w:space="0" w:sz="4" w:val="single"/>
+              <w:left w:color="cccccc" w:space="0" w:sz="4" w:val="single"/>
+              <w:bottom w:color="cccccc" w:space="0" w:sz="4" w:val="single"/>
+              <w:right w:color="cccccc" w:space="0" w:sz="4" w:val="single"/>
+            </w:tcBorders>
+            <w:shd w:fill="d9ead3" w:val="clear"/>
+            <w:tcMar>
+              <w:top w:w="80.0" w:type="dxa"/>
+              <w:left w:w="120.0" w:type="dxa"/>
+              <w:bottom w:w="80.0" w:type="dxa"/>
+              <w:right w:w="120.0" w:type="dxa"/>
+            </w:tcMar>
+            <w:vAlign w:val="center"/>
+          </w:tcPr>
+          <w:p>
+            <w:pPr>
+              <w:spacing w:line="240" w:lineRule="auto"/>
+              <w:rPr>
+                <w:sz w:val="20"/>
+                <w:szCs w:val="20"/>
+              </w:rPr>
+            </w:pPr>
+            <w:r>
+              <w:rPr>
+                <w:rFonts w:ascii="Arial Unicode MS" w:cs="Arial Unicode MS" w:eastAsia="Arial Unicode MS" w:hAnsi="Arial Unicode MS"/>
+                <w:sz w:val="20"/>
+                <w:szCs w:val="20"/>
+                <w:rtl w:val="0"/>
+              </w:rPr>
+              <w:t xml:space="preserve">팀3</w:t>
+            </w:r>
+          </w:p>
+        </w:tc>
+        <w:tc>
+          <w:tcPr>
+            <w:tcBorders>
+              <w:top w:color="aaaaaa" w:space="0" w:sz="4" w:val="single"/>
+              <w:left w:color="cccccc" w:space="0" w:sz="4" w:val="single"/>
+              <w:bottom w:color="cccccc" w:space="0" w:sz="4" w:val="single"/>
+              <w:right w:color="cccccc" w:space="0" w:sz="4" w:val="single"/>
+            </w:tcBorders>
+            <w:shd w:fill="d9ead3" w:val="clear"/>
+            <w:tcMar>
+              <w:top w:w="80.0" w:type="dxa"/>
+              <w:left w:w="120.0" w:type="dxa"/>
+              <w:bottom w:w="80.0" w:type="dxa"/>
+              <w:right w:w="120.0" w:type="dxa"/>
+            </w:tcMar>
+            <w:vAlign w:val="center"/>
+          </w:tcPr>
+          <w:p>
+            <w:pPr>
+              <w:spacing w:line="240" w:lineRule="auto"/>
+              <w:rPr>
+                <w:sz w:val="20"/>
+                <w:szCs w:val="20"/>
+              </w:rPr>
+            </w:pPr>
+            <w:r>
+              <w:rPr>
+                <w:rFonts w:ascii="Arial Unicode MS" w:cs="Arial Unicode MS" w:eastAsia="Arial Unicode MS" w:hAnsi="Arial Unicode MS"/>
+                <w:sz w:val="20"/>
+                <w:szCs w:val="20"/>
+                <w:rtl w:val="0"/>
+              </w:rPr>
+              <w:t xml:space="preserve">팀4</w:t>
+            </w:r>
+          </w:p>
+        </w:tc>
+        <w:tc>
+          <w:tcPr>
+            <w:tcBorders>
+              <w:top w:color="aaaaaa" w:space="0" w:sz="4" w:val="single"/>
+              <w:left w:color="cccccc" w:space="0" w:sz="4" w:val="single"/>
+              <w:bottom w:color="cccccc" w:space="0" w:sz="4" w:val="single"/>
+              <w:right w:color="cccccc" w:space="0" w:sz="4" w:val="single"/>
+            </w:tcBorders>
+            <w:shd w:fill="d9ead3" w:val="clear"/>
+            <w:tcMar>
+              <w:top w:w="80.0" w:type="dxa"/>
+              <w:left w:w="120.0" w:type="dxa"/>
+              <w:bottom w:w="80.0" w:type="dxa"/>
+              <w:right w:w="120.0" w:type="dxa"/>
+            </w:tcMar>
+            <w:vAlign w:val="center"/>
+          </w:tcPr>
+          <w:p>
+            <w:pPr>
+              <w:spacing w:line="240" w:lineRule="auto"/>
+              <w:rPr>
+                <w:sz w:val="20"/>
+                <w:szCs w:val="20"/>
+              </w:rPr>
+            </w:pPr>
+            <w:r>
+              <w:rPr>
+                <w:rFonts w:ascii="Arial Unicode MS" w:cs="Arial Unicode MS" w:eastAsia="Arial Unicode MS" w:hAnsi="Arial Unicode MS"/>
+                <w:sz w:val="20"/>
+                <w:szCs w:val="20"/>
+                <w:rtl w:val="0"/>
+              </w:rPr>
+              <w:t xml:space="preserve">팀4 </w:t>
             </w:r>
           </w:p>
         </w:tc>
@@ -7023,7 +7198,7 @@
                 <w:szCs w:val="20"/>
                 <w:rtl w:val="0"/>
               </w:rPr>
-              <w:t xml:space="preserve">팀5 천막</w:t>
+              <w:t xml:space="preserve">팀5</w:t>
             </w:r>
           </w:p>
         </w:tc>
@@ -7059,7 +7234,79 @@
                 <w:szCs w:val="20"/>
                 <w:rtl w:val="0"/>
               </w:rPr>
-              <w:t xml:space="preserve">팀6 천막</w:t>
+              <w:t xml:space="preserve">팀5</w:t>
+            </w:r>
+          </w:p>
+        </w:tc>
+        <w:tc>
+          <w:tcPr>
+            <w:tcBorders>
+              <w:top w:color="aaaaaa" w:space="0" w:sz="4" w:val="single"/>
+              <w:left w:color="cccccc" w:space="0" w:sz="4" w:val="single"/>
+              <w:bottom w:color="cccccc" w:space="0" w:sz="4" w:val="single"/>
+              <w:right w:color="aaaaaa" w:space="0" w:sz="4" w:val="single"/>
+            </w:tcBorders>
+            <w:shd w:fill="d9ead3" w:val="clear"/>
+            <w:tcMar>
+              <w:top w:w="80.0" w:type="dxa"/>
+              <w:left w:w="120.0" w:type="dxa"/>
+              <w:bottom w:w="80.0" w:type="dxa"/>
+              <w:right w:w="120.0" w:type="dxa"/>
+            </w:tcMar>
+            <w:vAlign w:val="center"/>
+          </w:tcPr>
+          <w:p>
+            <w:pPr>
+              <w:spacing w:line="240" w:lineRule="auto"/>
+              <w:rPr>
+                <w:sz w:val="20"/>
+                <w:szCs w:val="20"/>
+              </w:rPr>
+            </w:pPr>
+            <w:r>
+              <w:rPr>
+                <w:rFonts w:ascii="Arial Unicode MS" w:cs="Arial Unicode MS" w:eastAsia="Arial Unicode MS" w:hAnsi="Arial Unicode MS"/>
+                <w:sz w:val="20"/>
+                <w:szCs w:val="20"/>
+                <w:rtl w:val="0"/>
+              </w:rPr>
+              <w:t xml:space="preserve">팀6</w:t>
+            </w:r>
+          </w:p>
+        </w:tc>
+        <w:tc>
+          <w:tcPr>
+            <w:tcBorders>
+              <w:top w:color="aaaaaa" w:space="0" w:sz="4" w:val="single"/>
+              <w:left w:color="cccccc" w:space="0" w:sz="4" w:val="single"/>
+              <w:bottom w:color="cccccc" w:space="0" w:sz="4" w:val="single"/>
+              <w:right w:color="aaaaaa" w:space="0" w:sz="4" w:val="single"/>
+            </w:tcBorders>
+            <w:shd w:fill="d9ead3" w:val="clear"/>
+            <w:tcMar>
+              <w:top w:w="80.0" w:type="dxa"/>
+              <w:left w:w="120.0" w:type="dxa"/>
+              <w:bottom w:w="80.0" w:type="dxa"/>
+              <w:right w:w="120.0" w:type="dxa"/>
+            </w:tcMar>
+            <w:vAlign w:val="center"/>
+          </w:tcPr>
+          <w:p>
+            <w:pPr>
+              <w:spacing w:line="240" w:lineRule="auto"/>
+              <w:rPr>
+                <w:sz w:val="20"/>
+                <w:szCs w:val="20"/>
+              </w:rPr>
+            </w:pPr>
+            <w:r>
+              <w:rPr>
+                <w:rFonts w:ascii="Arial Unicode MS" w:cs="Arial Unicode MS" w:eastAsia="Arial Unicode MS" w:hAnsi="Arial Unicode MS"/>
+                <w:sz w:val="20"/>
+                <w:szCs w:val="20"/>
+                <w:rtl w:val="0"/>
+              </w:rPr>
+              <w:t xml:space="preserve">팀6</w:t>
             </w:r>
           </w:p>
         </w:tc>
@@ -7109,6 +7356,7 @@
       <w:tr>
         <w:trPr>
           <w:cantSplit w:val="0"/>
+          <w:trHeight w:val="360" w:hRule="atLeast"/>
           <w:tblHeader w:val="0"/>
         </w:trPr>
         <w:tc>
@@ -7145,6 +7393,7 @@
         </w:tc>
         <w:tc>
           <w:tcPr>
+            <w:gridSpan w:val="2"/>
             <w:tcBorders>
               <w:top w:color="cccccc" w:space="0" w:sz="4" w:val="single"/>
               <w:left w:color="cccccc" w:space="0" w:sz="4" w:val="single"/>
@@ -7177,6 +7426,7 @@
         </w:tc>
         <w:tc>
           <w:tcPr>
+            <w:gridSpan w:val="2"/>
             <w:tcBorders>
               <w:top w:color="cccccc" w:space="0" w:sz="4" w:val="single"/>
               <w:left w:color="cccccc" w:space="0" w:sz="4" w:val="single"/>
@@ -7209,6 +7459,7 @@
         </w:tc>
         <w:tc>
           <w:tcPr>
+            <w:gridSpan w:val="2"/>
             <w:tcBorders>
               <w:top w:color="cccccc" w:space="0" w:sz="4" w:val="single"/>
               <w:left w:color="cccccc" w:space="0" w:sz="4" w:val="single"/>
@@ -7255,6 +7506,7 @@
         </w:tc>
         <w:tc>
           <w:tcPr>
+            <w:gridSpan w:val="2"/>
             <w:tcBorders>
               <w:top w:color="cccccc" w:space="0" w:sz="4" w:val="single"/>
               <w:left w:color="cccccc" w:space="0" w:sz="4" w:val="single"/>
@@ -7287,6 +7539,7 @@
         </w:tc>
         <w:tc>
           <w:tcPr>
+            <w:gridSpan w:val="2"/>
             <w:tcBorders>
               <w:top w:color="cccccc" w:space="0" w:sz="4" w:val="single"/>
               <w:left w:color="cccccc" w:space="0" w:sz="4" w:val="single"/>
@@ -7319,6 +7572,7 @@
         </w:tc>
         <w:tc>
           <w:tcPr>
+            <w:gridSpan w:val="2"/>
             <w:tcBorders>
               <w:top w:color="cccccc" w:space="0" w:sz="4" w:val="single"/>
               <w:left w:color="cccccc" w:space="0" w:sz="4" w:val="single"/>
@@ -7390,271 +7644,6 @@
         <w:trPr>
           <w:cantSplit w:val="0"/>
           <w:trHeight w:val="624.9609375" w:hRule="atLeast"/>
-          <w:tblHeader w:val="0"/>
-        </w:trPr>
-        <w:tc>
-          <w:tcPr>
-            <w:tcBorders>
-              <w:top w:color="cccccc" w:space="0" w:sz="4" w:val="single"/>
-              <w:left w:color="cccccc" w:space="0" w:sz="4" w:val="single"/>
-              <w:bottom w:color="cccccc" w:space="0" w:sz="4" w:val="single"/>
-              <w:right w:color="cccccc" w:space="0" w:sz="4" w:val="single"/>
-            </w:tcBorders>
-            <w:shd w:fill="ffffff" w:val="clear"/>
-            <w:tcMar>
-              <w:top w:w="80.0" w:type="dxa"/>
-              <w:left w:w="120.0" w:type="dxa"/>
-              <w:bottom w:w="80.0" w:type="dxa"/>
-              <w:right w:w="120.0" w:type="dxa"/>
-            </w:tcMar>
-            <w:vAlign w:val="center"/>
-          </w:tcPr>
-          <w:p>
-            <w:pPr>
-              <w:spacing w:line="240" w:lineRule="auto"/>
-              <w:rPr>
-                <w:sz w:val="20"/>
-                <w:szCs w:val="20"/>
-              </w:rPr>
-            </w:pPr>
-            <w:r>
-              <w:rPr>
-                <w:rtl w:val="0"/>
-              </w:rPr>
-            </w:r>
-          </w:p>
-        </w:tc>
-        <w:tc>
-          <w:tcPr>
-            <w:tcBorders>
-              <w:top w:color="cccccc" w:space="0" w:sz="4" w:val="single"/>
-              <w:left w:color="cccccc" w:space="0" w:sz="4" w:val="single"/>
-              <w:bottom w:color="cccccc" w:space="0" w:sz="4" w:val="single"/>
-              <w:right w:color="aaaaaa" w:space="0" w:sz="4" w:val="single"/>
-            </w:tcBorders>
-            <w:shd w:fill="ffffff" w:val="clear"/>
-            <w:tcMar>
-              <w:top w:w="80.0" w:type="dxa"/>
-              <w:left w:w="120.0" w:type="dxa"/>
-              <w:bottom w:w="80.0" w:type="dxa"/>
-              <w:right w:w="120.0" w:type="dxa"/>
-            </w:tcMar>
-            <w:vAlign w:val="center"/>
-          </w:tcPr>
-          <w:p>
-            <w:pPr>
-              <w:spacing w:line="240" w:lineRule="auto"/>
-              <w:rPr>
-                <w:sz w:val="20"/>
-                <w:szCs w:val="20"/>
-              </w:rPr>
-            </w:pPr>
-            <w:r>
-              <w:rPr>
-                <w:rtl w:val="0"/>
-              </w:rPr>
-            </w:r>
-          </w:p>
-        </w:tc>
-        <w:tc>
-          <w:tcPr>
-            <w:tcBorders>
-              <w:top w:color="aaaaaa" w:space="0" w:sz="4" w:val="single"/>
-              <w:left w:color="aaaaaa" w:space="0" w:sz="4" w:val="single"/>
-              <w:bottom w:color="aaaaaa" w:space="0" w:sz="4" w:val="single"/>
-              <w:right w:color="aaaaaa" w:space="0" w:sz="4" w:val="single"/>
-            </w:tcBorders>
-            <w:shd w:fill="ffffff" w:val="clear"/>
-            <w:tcMar>
-              <w:top w:w="80.0" w:type="dxa"/>
-              <w:left w:w="120.0" w:type="dxa"/>
-              <w:bottom w:w="80.0" w:type="dxa"/>
-              <w:right w:w="120.0" w:type="dxa"/>
-            </w:tcMar>
-            <w:vAlign w:val="center"/>
-          </w:tcPr>
-          <w:p>
-            <w:pPr>
-              <w:spacing w:line="240" w:lineRule="auto"/>
-              <w:rPr>
-                <w:sz w:val="20"/>
-                <w:szCs w:val="20"/>
-              </w:rPr>
-            </w:pPr>
-            <w:r>
-              <w:rPr>
-                <w:rtl w:val="0"/>
-              </w:rPr>
-            </w:r>
-          </w:p>
-        </w:tc>
-        <w:tc>
-          <w:tcPr>
-            <w:tcBorders>
-              <w:top w:color="aaaaaa" w:space="0" w:sz="4" w:val="single"/>
-              <w:left w:color="aaaaaa" w:space="0" w:sz="4" w:val="single"/>
-              <w:bottom w:color="aaaaaa" w:space="0" w:sz="4" w:val="single"/>
-              <w:right w:color="aaaaaa" w:space="0" w:sz="4" w:val="single"/>
-            </w:tcBorders>
-            <w:tcMar>
-              <w:top w:w="80.0" w:type="dxa"/>
-              <w:left w:w="120.0" w:type="dxa"/>
-              <w:bottom w:w="80.0" w:type="dxa"/>
-              <w:right w:w="120.0" w:type="dxa"/>
-            </w:tcMar>
-            <w:vAlign w:val="center"/>
-          </w:tcPr>
-          <w:p>
-            <w:pPr>
-              <w:spacing w:line="240" w:lineRule="auto"/>
-              <w:rPr>
-                <w:sz w:val="20"/>
-                <w:szCs w:val="20"/>
-              </w:rPr>
-            </w:pPr>
-            <w:r>
-              <w:rPr>
-                <w:rtl w:val="0"/>
-              </w:rPr>
-            </w:r>
-          </w:p>
-        </w:tc>
-        <w:tc>
-          <w:tcPr>
-            <w:tcBorders>
-              <w:top w:color="cccccc" w:space="0" w:sz="4" w:val="single"/>
-              <w:left w:color="aaaaaa" w:space="0" w:sz="4" w:val="single"/>
-              <w:bottom w:color="cccccc" w:space="0" w:sz="4" w:val="single"/>
-              <w:right w:color="cccccc" w:space="0" w:sz="4" w:val="single"/>
-            </w:tcBorders>
-            <w:shd w:fill="ffffff" w:val="clear"/>
-            <w:tcMar>
-              <w:top w:w="80.0" w:type="dxa"/>
-              <w:left w:w="120.0" w:type="dxa"/>
-              <w:bottom w:w="80.0" w:type="dxa"/>
-              <w:right w:w="120.0" w:type="dxa"/>
-            </w:tcMar>
-            <w:vAlign w:val="center"/>
-          </w:tcPr>
-          <w:p>
-            <w:pPr>
-              <w:spacing w:line="240" w:lineRule="auto"/>
-              <w:rPr>
-                <w:sz w:val="20"/>
-                <w:szCs w:val="20"/>
-              </w:rPr>
-            </w:pPr>
-            <w:r>
-              <w:rPr>
-                <w:rtl w:val="0"/>
-              </w:rPr>
-            </w:r>
-          </w:p>
-        </w:tc>
-        <w:tc>
-          <w:tcPr>
-            <w:tcBorders>
-              <w:top w:color="cccccc" w:space="0" w:sz="4" w:val="single"/>
-              <w:left w:color="cccccc" w:space="0" w:sz="4" w:val="single"/>
-              <w:bottom w:color="cccccc" w:space="0" w:sz="4" w:val="single"/>
-              <w:right w:color="cccccc" w:space="0" w:sz="4" w:val="single"/>
-            </w:tcBorders>
-            <w:shd w:fill="ffffff" w:val="clear"/>
-            <w:tcMar>
-              <w:top w:w="80.0" w:type="dxa"/>
-              <w:left w:w="120.0" w:type="dxa"/>
-              <w:bottom w:w="80.0" w:type="dxa"/>
-              <w:right w:w="120.0" w:type="dxa"/>
-            </w:tcMar>
-            <w:vAlign w:val="center"/>
-          </w:tcPr>
-          <w:p>
-            <w:pPr>
-              <w:spacing w:line="240" w:lineRule="auto"/>
-              <w:rPr>
-                <w:sz w:val="20"/>
-                <w:szCs w:val="20"/>
-              </w:rPr>
-            </w:pPr>
-            <w:r>
-              <w:rPr>
-                <w:rtl w:val="0"/>
-              </w:rPr>
-            </w:r>
-          </w:p>
-        </w:tc>
-        <w:tc>
-          <w:tcPr>
-            <w:tcBorders>
-              <w:top w:color="cccccc" w:space="0" w:sz="4" w:val="single"/>
-              <w:left w:color="cccccc" w:space="0" w:sz="4" w:val="single"/>
-              <w:bottom w:color="cccccc" w:space="0" w:sz="4" w:val="single"/>
-              <w:right w:color="cccccc" w:space="0" w:sz="4" w:val="single"/>
-            </w:tcBorders>
-            <w:shd w:fill="ffffff" w:val="clear"/>
-            <w:tcMar>
-              <w:top w:w="80.0" w:type="dxa"/>
-              <w:left w:w="120.0" w:type="dxa"/>
-              <w:bottom w:w="80.0" w:type="dxa"/>
-              <w:right w:w="120.0" w:type="dxa"/>
-            </w:tcMar>
-            <w:vAlign w:val="center"/>
-          </w:tcPr>
-          <w:p>
-            <w:pPr>
-              <w:spacing w:line="240" w:lineRule="auto"/>
-              <w:rPr>
-                <w:sz w:val="20"/>
-                <w:szCs w:val="20"/>
-              </w:rPr>
-            </w:pPr>
-            <w:r>
-              <w:rPr>
-                <w:rtl w:val="0"/>
-              </w:rPr>
-            </w:r>
-          </w:p>
-        </w:tc>
-        <w:tc>
-          <w:tcPr>
-            <w:tcBorders>
-              <w:top w:color="cccccc" w:space="0" w:sz="4" w:val="single"/>
-              <w:left w:color="cccccc" w:space="0" w:sz="4" w:val="single"/>
-              <w:bottom w:color="cccccc" w:space="0" w:sz="4" w:val="single"/>
-              <w:right w:color="cccccc" w:space="0" w:sz="4" w:val="single"/>
-            </w:tcBorders>
-            <w:shd w:fill="ead1dc" w:val="clear"/>
-            <w:tcMar>
-              <w:top w:w="80.0" w:type="dxa"/>
-              <w:left w:w="120.0" w:type="dxa"/>
-              <w:bottom w:w="80.0" w:type="dxa"/>
-              <w:right w:w="120.0" w:type="dxa"/>
-            </w:tcMar>
-            <w:vAlign w:val="center"/>
-          </w:tcPr>
-          <w:p>
-            <w:pPr>
-              <w:spacing w:line="240" w:lineRule="auto"/>
-              <w:rPr>
-                <w:sz w:val="20"/>
-                <w:szCs w:val="20"/>
-              </w:rPr>
-            </w:pPr>
-            <w:r>
-              <w:rPr>
-                <w:rFonts w:ascii="Arial Unicode MS" w:cs="Arial Unicode MS" w:eastAsia="Arial Unicode MS" w:hAnsi="Arial Unicode MS"/>
-                <w:sz w:val="20"/>
-                <w:szCs w:val="20"/>
-                <w:rtl w:val="0"/>
-              </w:rPr>
-              <w:t xml:space="preserve">비어퐁</w:t>
-            </w:r>
-          </w:p>
-        </w:tc>
-      </w:tr>
-      <w:tr>
-        <w:trPr>
-          <w:cantSplit w:val="0"/>
           <w:tblHeader w:val="0"/>
         </w:trPr>
         <w:tc>
@@ -7702,6 +7691,7 @@
         </w:tc>
         <w:tc>
           <w:tcPr>
+            <w:gridSpan w:val="2"/>
             <w:tcBorders>
               <w:top w:color="cccccc" w:space="0" w:sz="4" w:val="single"/>
               <w:left w:color="cccccc" w:space="0" w:sz="4" w:val="single"/>
@@ -7734,6 +7724,7 @@
         </w:tc>
         <w:tc>
           <w:tcPr>
+            <w:gridSpan w:val="2"/>
             <w:tcBorders>
               <w:top w:color="aaaaaa" w:space="0" w:sz="4" w:val="single"/>
               <w:left w:color="aaaaaa" w:space="0" w:sz="4" w:val="single"/>
@@ -7766,6 +7757,7 @@
         </w:tc>
         <w:tc>
           <w:tcPr>
+            <w:gridSpan w:val="2"/>
             <w:tcBorders>
               <w:top w:color="aaaaaa" w:space="0" w:sz="4" w:val="single"/>
               <w:left w:color="aaaaaa" w:space="0" w:sz="4" w:val="single"/>
@@ -7784,24 +7776,6 @@
             <w:pPr>
               <w:spacing w:line="240" w:lineRule="auto"/>
               <w:rPr>
-                <w:b w:val="1"/>
-                <w:bCs w:val="1"/>
-                <w:sz w:val="20"/>
-                <w:szCs w:val="20"/>
-              </w:rPr>
-            </w:pPr>
-            <w:r>
-              <w:rPr>
-                <w:rtl w:val="0"/>
-              </w:rPr>
-            </w:r>
-          </w:p>
-          <w:p>
-            <w:pPr>
-              <w:spacing w:line="240" w:lineRule="auto"/>
-              <w:rPr>
-                <w:b w:val="1"/>
-                <w:bCs w:val="1"/>
                 <w:sz w:val="20"/>
                 <w:szCs w:val="20"/>
               </w:rPr>
@@ -7815,6 +7789,7 @@
         </w:tc>
         <w:tc>
           <w:tcPr>
+            <w:gridSpan w:val="2"/>
             <w:tcBorders>
               <w:top w:color="cccccc" w:space="0" w:sz="4" w:val="single"/>
               <w:left w:color="aaaaaa" w:space="0" w:sz="4" w:val="single"/>
@@ -7847,6 +7822,7 @@
         </w:tc>
         <w:tc>
           <w:tcPr>
+            <w:gridSpan w:val="2"/>
             <w:tcBorders>
               <w:top w:color="cccccc" w:space="0" w:sz="4" w:val="single"/>
               <w:left w:color="cccccc" w:space="0" w:sz="4" w:val="single"/>
@@ -7879,6 +7855,7 @@
         </w:tc>
         <w:tc>
           <w:tcPr>
+            <w:gridSpan w:val="2"/>
             <w:tcBorders>
               <w:top w:color="cccccc" w:space="0" w:sz="4" w:val="single"/>
               <w:left w:color="cccccc" w:space="0" w:sz="4" w:val="single"/>
@@ -7914,7 +7891,7 @@
             <w:tcBorders>
               <w:top w:color="cccccc" w:space="0" w:sz="4" w:val="single"/>
               <w:left w:color="cccccc" w:space="0" w:sz="4" w:val="single"/>
-              <w:bottom w:color="aaaaaa" w:space="0" w:sz="4" w:val="single"/>
+              <w:bottom w:color="cccccc" w:space="0" w:sz="4" w:val="single"/>
               <w:right w:color="cccccc" w:space="0" w:sz="4" w:val="single"/>
             </w:tcBorders>
             <w:shd w:fill="ead1dc" w:val="clear"/>
@@ -7941,7 +7918,7 @@
                 <w:szCs w:val="20"/>
                 <w:rtl w:val="0"/>
               </w:rPr>
-              <w:t xml:space="preserve">단체줄넘기</w:t>
+              <w:t xml:space="preserve">비어퐁</w:t>
             </w:r>
           </w:p>
         </w:tc>
@@ -7949,6 +7926,7 @@
       <w:tr>
         <w:trPr>
           <w:cantSplit w:val="0"/>
+          <w:trHeight w:val="360" w:hRule="atLeast"/>
           <w:tblHeader w:val="0"/>
         </w:trPr>
         <w:tc>
@@ -7996,6 +7974,7 @@
         </w:tc>
         <w:tc>
           <w:tcPr>
+            <w:gridSpan w:val="2"/>
             <w:tcBorders>
               <w:top w:color="cccccc" w:space="0" w:sz="4" w:val="single"/>
               <w:left w:color="cccccc" w:space="0" w:sz="4" w:val="single"/>
@@ -8028,6 +8007,275 @@
         </w:tc>
         <w:tc>
           <w:tcPr>
+            <w:gridSpan w:val="2"/>
+            <w:tcBorders>
+              <w:top w:color="aaaaaa" w:space="0" w:sz="4" w:val="single"/>
+              <w:left w:color="aaaaaa" w:space="0" w:sz="4" w:val="single"/>
+              <w:bottom w:color="aaaaaa" w:space="0" w:sz="4" w:val="single"/>
+              <w:right w:color="aaaaaa" w:space="0" w:sz="4" w:val="single"/>
+            </w:tcBorders>
+            <w:shd w:fill="ffffff" w:val="clear"/>
+            <w:tcMar>
+              <w:top w:w="80.0" w:type="dxa"/>
+              <w:left w:w="120.0" w:type="dxa"/>
+              <w:bottom w:w="80.0" w:type="dxa"/>
+              <w:right w:w="120.0" w:type="dxa"/>
+            </w:tcMar>
+            <w:vAlign w:val="center"/>
+          </w:tcPr>
+          <w:p>
+            <w:pPr>
+              <w:spacing w:line="240" w:lineRule="auto"/>
+              <w:rPr>
+                <w:sz w:val="20"/>
+                <w:szCs w:val="20"/>
+              </w:rPr>
+            </w:pPr>
+            <w:r>
+              <w:rPr>
+                <w:rtl w:val="0"/>
+              </w:rPr>
+            </w:r>
+          </w:p>
+        </w:tc>
+        <w:tc>
+          <w:tcPr>
+            <w:gridSpan w:val="2"/>
+            <w:tcBorders>
+              <w:top w:color="aaaaaa" w:space="0" w:sz="4" w:val="single"/>
+              <w:left w:color="aaaaaa" w:space="0" w:sz="4" w:val="single"/>
+              <w:bottom w:color="aaaaaa" w:space="0" w:sz="4" w:val="single"/>
+              <w:right w:color="aaaaaa" w:space="0" w:sz="4" w:val="single"/>
+            </w:tcBorders>
+            <w:tcMar>
+              <w:top w:w="80.0" w:type="dxa"/>
+              <w:left w:w="120.0" w:type="dxa"/>
+              <w:bottom w:w="80.0" w:type="dxa"/>
+              <w:right w:w="120.0" w:type="dxa"/>
+            </w:tcMar>
+            <w:vAlign w:val="center"/>
+          </w:tcPr>
+          <w:p>
+            <w:pPr>
+              <w:spacing w:line="240" w:lineRule="auto"/>
+              <w:rPr>
+                <w:b w:val="1"/>
+                <w:bCs w:val="1"/>
+                <w:sz w:val="20"/>
+                <w:szCs w:val="20"/>
+              </w:rPr>
+            </w:pPr>
+            <w:r>
+              <w:rPr>
+                <w:rtl w:val="0"/>
+              </w:rPr>
+            </w:r>
+          </w:p>
+          <w:p>
+            <w:pPr>
+              <w:spacing w:line="240" w:lineRule="auto"/>
+              <w:rPr>
+                <w:b w:val="1"/>
+                <w:bCs w:val="1"/>
+                <w:sz w:val="20"/>
+                <w:szCs w:val="20"/>
+              </w:rPr>
+            </w:pPr>
+            <w:r>
+              <w:rPr>
+                <w:rtl w:val="0"/>
+              </w:rPr>
+            </w:r>
+          </w:p>
+        </w:tc>
+        <w:tc>
+          <w:tcPr>
+            <w:gridSpan w:val="2"/>
+            <w:tcBorders>
+              <w:top w:color="cccccc" w:space="0" w:sz="4" w:val="single"/>
+              <w:left w:color="aaaaaa" w:space="0" w:sz="4" w:val="single"/>
+              <w:bottom w:color="cccccc" w:space="0" w:sz="4" w:val="single"/>
+              <w:right w:color="cccccc" w:space="0" w:sz="4" w:val="single"/>
+            </w:tcBorders>
+            <w:shd w:fill="ffffff" w:val="clear"/>
+            <w:tcMar>
+              <w:top w:w="80.0" w:type="dxa"/>
+              <w:left w:w="120.0" w:type="dxa"/>
+              <w:bottom w:w="80.0" w:type="dxa"/>
+              <w:right w:w="120.0" w:type="dxa"/>
+            </w:tcMar>
+            <w:vAlign w:val="center"/>
+          </w:tcPr>
+          <w:p>
+            <w:pPr>
+              <w:spacing w:line="240" w:lineRule="auto"/>
+              <w:rPr>
+                <w:sz w:val="20"/>
+                <w:szCs w:val="20"/>
+              </w:rPr>
+            </w:pPr>
+            <w:r>
+              <w:rPr>
+                <w:rtl w:val="0"/>
+              </w:rPr>
+            </w:r>
+          </w:p>
+        </w:tc>
+        <w:tc>
+          <w:tcPr>
+            <w:gridSpan w:val="2"/>
+            <w:tcBorders>
+              <w:top w:color="cccccc" w:space="0" w:sz="4" w:val="single"/>
+              <w:left w:color="cccccc" w:space="0" w:sz="4" w:val="single"/>
+              <w:bottom w:color="cccccc" w:space="0" w:sz="4" w:val="single"/>
+              <w:right w:color="cccccc" w:space="0" w:sz="4" w:val="single"/>
+            </w:tcBorders>
+            <w:shd w:fill="ffffff" w:val="clear"/>
+            <w:tcMar>
+              <w:top w:w="80.0" w:type="dxa"/>
+              <w:left w:w="120.0" w:type="dxa"/>
+              <w:bottom w:w="80.0" w:type="dxa"/>
+              <w:right w:w="120.0" w:type="dxa"/>
+            </w:tcMar>
+            <w:vAlign w:val="center"/>
+          </w:tcPr>
+          <w:p>
+            <w:pPr>
+              <w:spacing w:line="240" w:lineRule="auto"/>
+              <w:rPr>
+                <w:sz w:val="20"/>
+                <w:szCs w:val="20"/>
+              </w:rPr>
+            </w:pPr>
+            <w:r>
+              <w:rPr>
+                <w:rtl w:val="0"/>
+              </w:rPr>
+            </w:r>
+          </w:p>
+        </w:tc>
+        <w:tc>
+          <w:tcPr>
+            <w:gridSpan w:val="2"/>
+            <w:tcBorders>
+              <w:top w:color="cccccc" w:space="0" w:sz="4" w:val="single"/>
+              <w:left w:color="cccccc" w:space="0" w:sz="4" w:val="single"/>
+              <w:bottom w:color="cccccc" w:space="0" w:sz="4" w:val="single"/>
+              <w:right w:color="cccccc" w:space="0" w:sz="4" w:val="single"/>
+            </w:tcBorders>
+            <w:shd w:fill="ffffff" w:val="clear"/>
+            <w:tcMar>
+              <w:top w:w="80.0" w:type="dxa"/>
+              <w:left w:w="120.0" w:type="dxa"/>
+              <w:bottom w:w="80.0" w:type="dxa"/>
+              <w:right w:w="120.0" w:type="dxa"/>
+            </w:tcMar>
+            <w:vAlign w:val="center"/>
+          </w:tcPr>
+          <w:p>
+            <w:pPr>
+              <w:spacing w:line="240" w:lineRule="auto"/>
+              <w:rPr>
+                <w:sz w:val="20"/>
+                <w:szCs w:val="20"/>
+              </w:rPr>
+            </w:pPr>
+            <w:r>
+              <w:rPr>
+                <w:rtl w:val="0"/>
+              </w:rPr>
+            </w:r>
+          </w:p>
+        </w:tc>
+        <w:tc>
+          <w:tcPr>
+            <w:tcBorders>
+              <w:top w:color="cccccc" w:space="0" w:sz="4" w:val="single"/>
+              <w:left w:color="cccccc" w:space="0" w:sz="4" w:val="single"/>
+              <w:bottom w:color="aaaaaa" w:space="0" w:sz="4" w:val="single"/>
+              <w:right w:color="cccccc" w:space="0" w:sz="4" w:val="single"/>
+            </w:tcBorders>
+            <w:shd w:fill="ead1dc" w:val="clear"/>
+            <w:tcMar>
+              <w:top w:w="80.0" w:type="dxa"/>
+              <w:left w:w="120.0" w:type="dxa"/>
+              <w:bottom w:w="80.0" w:type="dxa"/>
+              <w:right w:w="120.0" w:type="dxa"/>
+            </w:tcMar>
+            <w:vAlign w:val="center"/>
+          </w:tcPr>
+          <w:p>
+            <w:pPr>
+              <w:spacing w:line="240" w:lineRule="auto"/>
+              <w:rPr>
+                <w:sz w:val="20"/>
+                <w:szCs w:val="20"/>
+              </w:rPr>
+            </w:pPr>
+            <w:r>
+              <w:rPr>
+                <w:rFonts w:ascii="Arial Unicode MS" w:cs="Arial Unicode MS" w:eastAsia="Arial Unicode MS" w:hAnsi="Arial Unicode MS"/>
+                <w:sz w:val="20"/>
+                <w:szCs w:val="20"/>
+                <w:rtl w:val="0"/>
+              </w:rPr>
+              <w:t xml:space="preserve">단체줄넘기</w:t>
+            </w:r>
+          </w:p>
+        </w:tc>
+      </w:tr>
+      <w:tr>
+        <w:trPr>
+          <w:cantSplit w:val="0"/>
+          <w:trHeight w:val="360" w:hRule="atLeast"/>
+          <w:tblHeader w:val="0"/>
+        </w:trPr>
+        <w:tc>
+          <w:tcPr>
+            <w:tcBorders>
+              <w:top w:color="aaaaaa" w:space="0" w:sz="4" w:val="single"/>
+              <w:left w:color="aaaaaa" w:space="0" w:sz="4" w:val="single"/>
+              <w:bottom w:color="aaaaaa" w:space="0" w:sz="4" w:val="single"/>
+              <w:right w:color="aaaaaa" w:space="0" w:sz="4" w:val="single"/>
+            </w:tcBorders>
+            <w:shd w:fill="d9e2f3" w:val="clear"/>
+            <w:tcMar>
+              <w:top w:w="80.0" w:type="dxa"/>
+              <w:left w:w="120.0" w:type="dxa"/>
+              <w:bottom w:w="80.0" w:type="dxa"/>
+              <w:right w:w="120.0" w:type="dxa"/>
+            </w:tcMar>
+            <w:vAlign w:val="center"/>
+          </w:tcPr>
+          <w:p>
+            <w:pPr>
+              <w:spacing w:line="240" w:lineRule="auto"/>
+              <w:rPr>
+                <w:sz w:val="20"/>
+                <w:szCs w:val="20"/>
+              </w:rPr>
+            </w:pPr>
+            <w:r>
+              <w:rPr>
+                <w:rFonts w:ascii="Arial Unicode MS" w:cs="Arial Unicode MS" w:eastAsia="Arial Unicode MS" w:hAnsi="Arial Unicode MS"/>
+                <w:b w:val="1"/>
+                <w:bCs w:val="1"/>
+                <w:sz w:val="20"/>
+                <w:szCs w:val="20"/>
+                <w:rtl w:val="0"/>
+              </w:rPr>
+              <w:t xml:space="preserve">[입장 관리]</w:t>
+            </w:r>
+            <w:r>
+              <w:rPr>
+                <w:rtl w:val="0"/>
+              </w:rPr>
+            </w:r>
+          </w:p>
+        </w:tc>
+        <w:tc>
+          <w:tcPr>
+            <w:gridSpan w:val="2"/>
             <w:tcBorders>
               <w:top w:color="cccccc" w:space="0" w:sz="4" w:val="single"/>
               <w:left w:color="cccccc" w:space="0" w:sz="4" w:val="single"/>
@@ -8060,6 +8308,40 @@
         </w:tc>
         <w:tc>
           <w:tcPr>
+            <w:gridSpan w:val="2"/>
+            <w:tcBorders>
+              <w:top w:color="cccccc" w:space="0" w:sz="4" w:val="single"/>
+              <w:left w:color="cccccc" w:space="0" w:sz="4" w:val="single"/>
+              <w:bottom w:color="cccccc" w:space="0" w:sz="4" w:val="single"/>
+              <w:right w:color="aaaaaa" w:space="0" w:sz="4" w:val="single"/>
+            </w:tcBorders>
+            <w:shd w:fill="ffffff" w:val="clear"/>
+            <w:tcMar>
+              <w:top w:w="80.0" w:type="dxa"/>
+              <w:left w:w="120.0" w:type="dxa"/>
+              <w:bottom w:w="80.0" w:type="dxa"/>
+              <w:right w:w="120.0" w:type="dxa"/>
+            </w:tcMar>
+            <w:vAlign w:val="center"/>
+          </w:tcPr>
+          <w:p>
+            <w:pPr>
+              <w:spacing w:line="240" w:lineRule="auto"/>
+              <w:rPr>
+                <w:sz w:val="20"/>
+                <w:szCs w:val="20"/>
+              </w:rPr>
+            </w:pPr>
+            <w:r>
+              <w:rPr>
+                <w:rtl w:val="0"/>
+              </w:rPr>
+            </w:r>
+          </w:p>
+        </w:tc>
+        <w:tc>
+          <w:tcPr>
+            <w:gridSpan w:val="2"/>
             <w:tcBorders>
               <w:top w:color="aaaaaa" w:space="0" w:sz="4" w:val="single"/>
               <w:left w:color="cccccc" w:space="0" w:sz="4" w:val="single"/>
@@ -8100,6 +8382,7 @@
         </w:tc>
         <w:tc>
           <w:tcPr>
+            <w:gridSpan w:val="2"/>
             <w:tcBorders>
               <w:top w:color="aaaaaa" w:space="0" w:sz="4" w:val="single"/>
               <w:left w:color="cccccc" w:space="0" w:sz="4" w:val="single"/>
@@ -8140,6 +8423,7 @@
         </w:tc>
         <w:tc>
           <w:tcPr>
+            <w:gridSpan w:val="2"/>
             <w:tcBorders>
               <w:top w:color="cccccc" w:space="0" w:sz="4" w:val="single"/>
               <w:left w:color="cccccc" w:space="0" w:sz="4" w:val="single"/>
@@ -8172,6 +8456,7 @@
         </w:tc>
         <w:tc>
           <w:tcPr>
+            <w:gridSpan w:val="2"/>
             <w:tcBorders>
               <w:top w:color="cccccc" w:space="0" w:sz="4" w:val="single"/>
               <w:left w:color="cccccc" w:space="0" w:sz="4" w:val="single"/>
@@ -8394,7 +8679,7 @@
           <w:szCs w:val="20"/>
           <w:rtl w:val="0"/>
         </w:rPr>
-        <w:t xml:space="preserve">입장 관리 존: 운동장 입구 (천막 2개, 테이블 3개)</w:t>
+        <w:t xml:space="preserve">입장 관리 존: 운동장 입구 (천막 3개, 테이블 4개)</w:t>
       </w:r>
     </w:p>
     <w:p>
@@ -8417,7 +8702,7 @@
           <w:szCs w:val="20"/>
           <w:rtl w:val="0"/>
         </w:rPr>
-        <w:t xml:space="preserve">팀 천막: 경기장 주변 6개소 (팀별 1개)</w:t>
+        <w:t xml:space="preserve">팀 천막: 경기장 주변 12개소 (팀별 2개)</w:t>
       </w:r>
     </w:p>
     <w:p>
@@ -8457,11 +8742,25 @@
         </w:rPr>
       </w:r>
     </w:p>
+    <w:p>
+      <w:pPr>
+        <w:spacing w:after="60" w:before="60" w:line="240" w:lineRule="auto"/>
+        <w:rPr>
+          <w:sz w:val="20"/>
+          <w:szCs w:val="20"/>
+        </w:rPr>
+      </w:pPr>
+      <w:r>
+        <w:rPr>
+          <w:rtl w:val="0"/>
+        </w:rPr>
+      </w:r>
+    </w:p>
     <w:tbl>
       <w:tblPr>
         <w:tblStyle w:val="Table7"/>
-        <w:tblpPr w:leftFromText="180" w:rightFromText="180" w:topFromText="180" w:bottomFromText="180" w:vertAnchor="text" w:horzAnchor="text" w:tblpX="-960" w:tblpY="0"/>
-        <w:tblW w:w="10335.0" w:type="dxa"/>
+        <w:tblpPr w:leftFromText="180" w:rightFromText="180" w:topFromText="180" w:bottomFromText="180" w:vertAnchor="text" w:horzAnchor="text" w:tblpX="-870" w:tblpY="0"/>
+        <w:tblW w:w="9540.0" w:type="dxa"/>
         <w:jc w:val="left"/>
         <w:tblBorders>
           <w:top w:color="000000" w:space="0" w:sz="4" w:val="single"/>
@@ -8475,35 +8774,48 @@
         <w:tblLook w:val="0000"/>
       </w:tblPr>
       <w:tblGrid>
-        <w:gridCol w:w="1050"/>
-        <w:gridCol w:w="1470"/>
-        <w:gridCol w:w="1485"/>
-        <w:gridCol w:w="1485"/>
-        <w:gridCol w:w="1365"/>
-        <w:gridCol w:w="1290"/>
-        <w:gridCol w:w="1095"/>
-        <w:gridCol w:w="1095"/>
+        <w:gridCol w:w="900"/>
+        <w:gridCol w:w="630"/>
+        <w:gridCol w:w="615"/>
+        <w:gridCol w:w="540"/>
+        <w:gridCol w:w="555"/>
+        <w:gridCol w:w="750"/>
+        <w:gridCol w:w="645"/>
+        <w:gridCol w:w="615"/>
+        <w:gridCol w:w="630"/>
+        <w:gridCol w:w="555"/>
+        <w:gridCol w:w="615"/>
+        <w:gridCol w:w="570"/>
+        <w:gridCol w:w="660"/>
+        <w:gridCol w:w="1260"/>
         <w:tblGridChange w:id="0">
           <w:tblGrid>
-            <w:gridCol w:w="1050"/>
-            <w:gridCol w:w="1470"/>
-            <w:gridCol w:w="1485"/>
-            <w:gridCol w:w="1485"/>
-            <w:gridCol w:w="1365"/>
-            <w:gridCol w:w="1290"/>
-            <w:gridCol w:w="1095"/>
-            <w:gridCol w:w="1095"/>
+            <w:gridCol w:w="900"/>
+            <w:gridCol w:w="630"/>
+            <w:gridCol w:w="615"/>
+            <w:gridCol w:w="540"/>
+            <w:gridCol w:w="555"/>
+            <w:gridCol w:w="750"/>
+            <w:gridCol w:w="645"/>
+            <w:gridCol w:w="615"/>
+            <w:gridCol w:w="630"/>
+            <w:gridCol w:w="555"/>
+            <w:gridCol w:w="615"/>
+            <w:gridCol w:w="570"/>
+            <w:gridCol w:w="660"/>
+            <w:gridCol w:w="1260"/>
           </w:tblGrid>
         </w:tblGridChange>
       </w:tblGrid>
       <w:tr>
         <w:trPr>
           <w:cantSplit w:val="0"/>
+          <w:trHeight w:val="360" w:hRule="atLeast"/>
           <w:tblHeader w:val="0"/>
         </w:trPr>
         <w:tc>
           <w:tcPr>
-            <w:gridSpan w:val="8"/>
+            <w:gridSpan w:val="14"/>
             <w:tcBorders>
               <w:top w:color="aaaaaa" w:space="0" w:sz="4" w:val="single"/>
               <w:left w:color="aaaaaa" w:space="0" w:sz="4" w:val="single"/>
@@ -8589,7 +8901,7 @@
               <w:top w:color="aaaaaa" w:space="0" w:sz="4" w:val="single"/>
               <w:left w:color="aaaaaa" w:space="0" w:sz="4" w:val="single"/>
               <w:bottom w:color="cccccc" w:space="0" w:sz="4" w:val="single"/>
-              <w:right w:color="cccccc" w:space="0" w:sz="4" w:val="single"/>
+              <w:right w:color="aaaaaa" w:space="0" w:sz="4" w:val="single"/>
             </w:tcBorders>
             <w:shd w:fill="d9ead3" w:val="clear"/>
             <w:tcMar>
@@ -8615,7 +8927,25 @@
                 <w:szCs w:val="20"/>
                 <w:rtl w:val="0"/>
               </w:rPr>
-              <w:t xml:space="preserve">팀1 천막</w:t>
+              <w:t xml:space="preserve">팀1</w:t>
+            </w:r>
+          </w:p>
+          <w:p>
+            <w:pPr>
+              <w:spacing w:line="240" w:lineRule="auto"/>
+              <w:rPr>
+                <w:sz w:val="20"/>
+                <w:szCs w:val="20"/>
+              </w:rPr>
+            </w:pPr>
+            <w:r>
+              <w:rPr>
+                <w:rFonts w:ascii="Arial Unicode MS" w:cs="Arial Unicode MS" w:eastAsia="Arial Unicode MS" w:hAnsi="Arial Unicode MS"/>
+                <w:sz w:val="20"/>
+                <w:szCs w:val="20"/>
+                <w:rtl w:val="0"/>
+              </w:rPr>
+              <w:t xml:space="preserve">천막</w:t>
             </w:r>
           </w:p>
         </w:tc>
@@ -8651,7 +8981,7 @@
                 <w:szCs w:val="20"/>
                 <w:rtl w:val="0"/>
               </w:rPr>
-              <w:t xml:space="preserve">팀2  천막</w:t>
+              <w:t xml:space="preserve">팀1</w:t>
             </w:r>
           </w:p>
         </w:tc>
@@ -8687,7 +9017,7 @@
                 <w:szCs w:val="20"/>
                 <w:rtl w:val="0"/>
               </w:rPr>
-              <w:t xml:space="preserve">팀3 천막</w:t>
+              <w:t xml:space="preserve">팀2</w:t>
             </w:r>
           </w:p>
         </w:tc>
@@ -8723,7 +9053,7 @@
                 <w:szCs w:val="20"/>
                 <w:rtl w:val="0"/>
               </w:rPr>
-              <w:t xml:space="preserve">팀4 천막</w:t>
+              <w:t xml:space="preserve">팀2</w:t>
             </w:r>
           </w:p>
         </w:tc>
@@ -8759,7 +9089,115 @@
                 <w:szCs w:val="20"/>
                 <w:rtl w:val="0"/>
               </w:rPr>
-              <w:t xml:space="preserve">팀5 천막</w:t>
+              <w:t xml:space="preserve">팀3</w:t>
+            </w:r>
+          </w:p>
+        </w:tc>
+        <w:tc>
+          <w:tcPr>
+            <w:tcBorders>
+              <w:top w:color="aaaaaa" w:space="0" w:sz="4" w:val="single"/>
+              <w:left w:color="cccccc" w:space="0" w:sz="4" w:val="single"/>
+              <w:bottom w:color="cccccc" w:space="0" w:sz="4" w:val="single"/>
+              <w:right w:color="cccccc" w:space="0" w:sz="4" w:val="single"/>
+            </w:tcBorders>
+            <w:shd w:fill="d9ead3" w:val="clear"/>
+            <w:tcMar>
+              <w:top w:w="80.0" w:type="dxa"/>
+              <w:left w:w="120.0" w:type="dxa"/>
+              <w:bottom w:w="80.0" w:type="dxa"/>
+              <w:right w:w="120.0" w:type="dxa"/>
+            </w:tcMar>
+            <w:vAlign w:val="center"/>
+          </w:tcPr>
+          <w:p>
+            <w:pPr>
+              <w:spacing w:line="240" w:lineRule="auto"/>
+              <w:rPr>
+                <w:sz w:val="20"/>
+                <w:szCs w:val="20"/>
+              </w:rPr>
+            </w:pPr>
+            <w:r>
+              <w:rPr>
+                <w:rFonts w:ascii="Arial Unicode MS" w:cs="Arial Unicode MS" w:eastAsia="Arial Unicode MS" w:hAnsi="Arial Unicode MS"/>
+                <w:sz w:val="20"/>
+                <w:szCs w:val="20"/>
+                <w:rtl w:val="0"/>
+              </w:rPr>
+              <w:t xml:space="preserve">팀3</w:t>
+            </w:r>
+          </w:p>
+        </w:tc>
+        <w:tc>
+          <w:tcPr>
+            <w:tcBorders>
+              <w:top w:color="aaaaaa" w:space="0" w:sz="4" w:val="single"/>
+              <w:left w:color="cccccc" w:space="0" w:sz="4" w:val="single"/>
+              <w:bottom w:color="cccccc" w:space="0" w:sz="4" w:val="single"/>
+              <w:right w:color="cccccc" w:space="0" w:sz="4" w:val="single"/>
+            </w:tcBorders>
+            <w:shd w:fill="d9ead3" w:val="clear"/>
+            <w:tcMar>
+              <w:top w:w="80.0" w:type="dxa"/>
+              <w:left w:w="120.0" w:type="dxa"/>
+              <w:bottom w:w="80.0" w:type="dxa"/>
+              <w:right w:w="120.0" w:type="dxa"/>
+            </w:tcMar>
+            <w:vAlign w:val="center"/>
+          </w:tcPr>
+          <w:p>
+            <w:pPr>
+              <w:spacing w:line="240" w:lineRule="auto"/>
+              <w:rPr>
+                <w:sz w:val="20"/>
+                <w:szCs w:val="20"/>
+              </w:rPr>
+            </w:pPr>
+            <w:r>
+              <w:rPr>
+                <w:rFonts w:ascii="Arial Unicode MS" w:cs="Arial Unicode MS" w:eastAsia="Arial Unicode MS" w:hAnsi="Arial Unicode MS"/>
+                <w:sz w:val="20"/>
+                <w:szCs w:val="20"/>
+                <w:rtl w:val="0"/>
+              </w:rPr>
+              <w:t xml:space="preserve">팀4</w:t>
+            </w:r>
+          </w:p>
+        </w:tc>
+        <w:tc>
+          <w:tcPr>
+            <w:tcBorders>
+              <w:top w:color="aaaaaa" w:space="0" w:sz="4" w:val="single"/>
+              <w:left w:color="cccccc" w:space="0" w:sz="4" w:val="single"/>
+              <w:bottom w:color="cccccc" w:space="0" w:sz="4" w:val="single"/>
+              <w:right w:color="cccccc" w:space="0" w:sz="4" w:val="single"/>
+            </w:tcBorders>
+            <w:shd w:fill="d9ead3" w:val="clear"/>
+            <w:tcMar>
+              <w:top w:w="80.0" w:type="dxa"/>
+              <w:left w:w="120.0" w:type="dxa"/>
+              <w:bottom w:w="80.0" w:type="dxa"/>
+              <w:right w:w="120.0" w:type="dxa"/>
+            </w:tcMar>
+            <w:vAlign w:val="center"/>
+          </w:tcPr>
+          <w:p>
+            <w:pPr>
+              <w:spacing w:line="240" w:lineRule="auto"/>
+              <w:rPr>
+                <w:sz w:val="20"/>
+                <w:szCs w:val="20"/>
+              </w:rPr>
+            </w:pPr>
+            <w:r>
+              <w:rPr>
+                <w:rFonts w:ascii="Arial Unicode MS" w:cs="Arial Unicode MS" w:eastAsia="Arial Unicode MS" w:hAnsi="Arial Unicode MS"/>
+                <w:sz w:val="20"/>
+                <w:szCs w:val="20"/>
+                <w:rtl w:val="0"/>
+              </w:rPr>
+              <w:t xml:space="preserve">팀4</w:t>
             </w:r>
           </w:p>
         </w:tc>
@@ -8795,7 +9233,115 @@
                 <w:szCs w:val="20"/>
                 <w:rtl w:val="0"/>
               </w:rPr>
-              <w:t xml:space="preserve">팀6 천막</w:t>
+              <w:t xml:space="preserve">팀5</w:t>
+            </w:r>
+          </w:p>
+        </w:tc>
+        <w:tc>
+          <w:tcPr>
+            <w:tcBorders>
+              <w:top w:color="aaaaaa" w:space="0" w:sz="4" w:val="single"/>
+              <w:left w:color="aaaaaa" w:space="0" w:sz="4" w:val="single"/>
+              <w:bottom w:color="cccccc" w:space="0" w:sz="4" w:val="single"/>
+              <w:right w:color="aaaaaa" w:space="0" w:sz="4" w:val="single"/>
+            </w:tcBorders>
+            <w:shd w:fill="d9ead3" w:val="clear"/>
+            <w:tcMar>
+              <w:top w:w="80.0" w:type="dxa"/>
+              <w:left w:w="120.0" w:type="dxa"/>
+              <w:bottom w:w="80.0" w:type="dxa"/>
+              <w:right w:w="120.0" w:type="dxa"/>
+            </w:tcMar>
+            <w:vAlign w:val="center"/>
+          </w:tcPr>
+          <w:p>
+            <w:pPr>
+              <w:spacing w:line="240" w:lineRule="auto"/>
+              <w:rPr>
+                <w:sz w:val="20"/>
+                <w:szCs w:val="20"/>
+              </w:rPr>
+            </w:pPr>
+            <w:r>
+              <w:rPr>
+                <w:rFonts w:ascii="Arial Unicode MS" w:cs="Arial Unicode MS" w:eastAsia="Arial Unicode MS" w:hAnsi="Arial Unicode MS"/>
+                <w:sz w:val="20"/>
+                <w:szCs w:val="20"/>
+                <w:rtl w:val="0"/>
+              </w:rPr>
+              <w:t xml:space="preserve">팀5</w:t>
+            </w:r>
+          </w:p>
+        </w:tc>
+        <w:tc>
+          <w:tcPr>
+            <w:tcBorders>
+              <w:top w:color="aaaaaa" w:space="0" w:sz="4" w:val="single"/>
+              <w:left w:color="aaaaaa" w:space="0" w:sz="4" w:val="single"/>
+              <w:bottom w:color="cccccc" w:space="0" w:sz="4" w:val="single"/>
+              <w:right w:color="aaaaaa" w:space="0" w:sz="4" w:val="single"/>
+            </w:tcBorders>
+            <w:shd w:fill="d9ead3" w:val="clear"/>
+            <w:tcMar>
+              <w:top w:w="80.0" w:type="dxa"/>
+              <w:left w:w="120.0" w:type="dxa"/>
+              <w:bottom w:w="80.0" w:type="dxa"/>
+              <w:right w:w="120.0" w:type="dxa"/>
+            </w:tcMar>
+            <w:vAlign w:val="center"/>
+          </w:tcPr>
+          <w:p>
+            <w:pPr>
+              <w:spacing w:line="240" w:lineRule="auto"/>
+              <w:rPr>
+                <w:sz w:val="20"/>
+                <w:szCs w:val="20"/>
+              </w:rPr>
+            </w:pPr>
+            <w:r>
+              <w:rPr>
+                <w:rFonts w:ascii="Arial Unicode MS" w:cs="Arial Unicode MS" w:eastAsia="Arial Unicode MS" w:hAnsi="Arial Unicode MS"/>
+                <w:sz w:val="20"/>
+                <w:szCs w:val="20"/>
+                <w:rtl w:val="0"/>
+              </w:rPr>
+              <w:t xml:space="preserve">팀6</w:t>
+            </w:r>
+          </w:p>
+        </w:tc>
+        <w:tc>
+          <w:tcPr>
+            <w:tcBorders>
+              <w:top w:color="aaaaaa" w:space="0" w:sz="4" w:val="single"/>
+              <w:left w:color="aaaaaa" w:space="0" w:sz="4" w:val="single"/>
+              <w:bottom w:color="cccccc" w:space="0" w:sz="4" w:val="single"/>
+              <w:right w:color="aaaaaa" w:space="0" w:sz="4" w:val="single"/>
+            </w:tcBorders>
+            <w:shd w:fill="d9ead3" w:val="clear"/>
+            <w:tcMar>
+              <w:top w:w="80.0" w:type="dxa"/>
+              <w:left w:w="120.0" w:type="dxa"/>
+              <w:bottom w:w="80.0" w:type="dxa"/>
+              <w:right w:w="120.0" w:type="dxa"/>
+            </w:tcMar>
+            <w:vAlign w:val="center"/>
+          </w:tcPr>
+          <w:p>
+            <w:pPr>
+              <w:spacing w:line="240" w:lineRule="auto"/>
+              <w:rPr>
+                <w:sz w:val="20"/>
+                <w:szCs w:val="20"/>
+              </w:rPr>
+            </w:pPr>
+            <w:r>
+              <w:rPr>
+                <w:rFonts w:ascii="Arial Unicode MS" w:cs="Arial Unicode MS" w:eastAsia="Arial Unicode MS" w:hAnsi="Arial Unicode MS"/>
+                <w:sz w:val="20"/>
+                <w:szCs w:val="20"/>
+                <w:rtl w:val="0"/>
+              </w:rPr>
+              <w:t xml:space="preserve">팀6</w:t>
             </w:r>
           </w:p>
         </w:tc>
@@ -8832,7 +9378,7 @@
                 <w:szCs w:val="20"/>
                 <w:rtl w:val="0"/>
               </w:rPr>
-              <w:t xml:space="preserve">[미니게임 부스 B]</w:t>
+              <w:t xml:space="preserve">[미니게임 부스B]</w:t>
             </w:r>
             <w:r>
               <w:rPr>
@@ -8845,6 +9391,7 @@
       <w:tr>
         <w:trPr>
           <w:cantSplit w:val="0"/>
+          <w:trHeight w:val="360" w:hRule="atLeast"/>
           <w:tblHeader w:val="0"/>
         </w:trPr>
         <w:tc>
@@ -8852,7 +9399,7 @@
             <w:tcBorders>
               <w:top w:color="aaaaaa" w:space="0" w:sz="4" w:val="single"/>
               <w:left w:color="cccccc" w:space="0" w:sz="4" w:val="single"/>
-              <w:bottom w:color="cccccc" w:space="0" w:sz="4" w:val="single"/>
+              <w:bottom w:color="aaaaaa" w:space="0" w:sz="4" w:val="single"/>
               <w:right w:color="cccccc" w:space="0" w:sz="4" w:val="single"/>
             </w:tcBorders>
             <w:shd w:fill="ffffff" w:val="clear"/>
@@ -8881,6 +9428,7 @@
         </w:tc>
         <w:tc>
           <w:tcPr>
+            <w:gridSpan w:val="2"/>
             <w:tcBorders>
               <w:top w:color="cccccc" w:space="0" w:sz="4" w:val="single"/>
               <w:left w:color="cccccc" w:space="0" w:sz="4" w:val="single"/>
@@ -8913,6 +9461,87 @@
         </w:tc>
         <w:tc>
           <w:tcPr>
+            <w:gridSpan w:val="2"/>
+            <w:tcBorders>
+              <w:top w:color="cccccc" w:space="0" w:sz="4" w:val="single"/>
+              <w:left w:color="cccccc" w:space="0" w:sz="4" w:val="single"/>
+              <w:bottom w:color="aaaaaa" w:space="0" w:sz="4" w:val="single"/>
+              <w:right w:color="cccccc" w:space="0" w:sz="4" w:val="single"/>
+            </w:tcBorders>
+            <w:shd w:fill="ffffff" w:val="clear"/>
+            <w:tcMar>
+              <w:top w:w="80.0" w:type="dxa"/>
+              <w:left w:w="120.0" w:type="dxa"/>
+              <w:bottom w:w="80.0" w:type="dxa"/>
+              <w:right w:w="120.0" w:type="dxa"/>
+            </w:tcMar>
+            <w:vAlign w:val="center"/>
+          </w:tcPr>
+          <w:p>
+            <w:pPr>
+              <w:spacing w:line="240" w:lineRule="auto"/>
+              <w:rPr>
+                <w:sz w:val="20"/>
+                <w:szCs w:val="20"/>
+              </w:rPr>
+            </w:pPr>
+            <w:r>
+              <w:rPr>
+                <w:rtl w:val="0"/>
+              </w:rPr>
+            </w:r>
+          </w:p>
+        </w:tc>
+        <w:tc>
+          <w:tcPr>
+            <w:gridSpan w:val="2"/>
+            <w:tcBorders>
+              <w:top w:color="cccccc" w:space="0" w:sz="4" w:val="single"/>
+              <w:left w:color="cccccc" w:space="0" w:sz="4" w:val="single"/>
+              <w:bottom w:color="aaaaaa" w:space="0" w:sz="4" w:val="single"/>
+              <w:right w:color="cccccc" w:space="0" w:sz="4" w:val="single"/>
+            </w:tcBorders>
+            <w:shd w:fill="ffffff" w:val="clear"/>
+            <w:tcMar>
+              <w:top w:w="80.0" w:type="dxa"/>
+              <w:left w:w="120.0" w:type="dxa"/>
+              <w:bottom w:w="80.0" w:type="dxa"/>
+              <w:right w:w="120.0" w:type="dxa"/>
+            </w:tcMar>
+            <w:vAlign w:val="center"/>
+          </w:tcPr>
+          <w:p>
+            <w:pPr>
+              <w:spacing w:line="240" w:lineRule="auto"/>
+              <w:rPr>
+                <w:sz w:val="20"/>
+                <w:szCs w:val="20"/>
+              </w:rPr>
+            </w:pPr>
+            <w:r>
+              <w:rPr>
+                <w:rtl w:val="0"/>
+              </w:rPr>
+            </w:r>
+          </w:p>
+          <w:p>
+            <w:pPr>
+              <w:spacing w:line="240" w:lineRule="auto"/>
+              <w:rPr>
+                <w:sz w:val="20"/>
+                <w:szCs w:val="20"/>
+              </w:rPr>
+            </w:pPr>
+            <w:r>
+              <w:rPr>
+                <w:rtl w:val="0"/>
+              </w:rPr>
+            </w:r>
+          </w:p>
+        </w:tc>
+        <w:tc>
+          <w:tcPr>
+            <w:gridSpan w:val="2"/>
             <w:tcBorders>
               <w:top w:color="cccccc" w:space="0" w:sz="4" w:val="single"/>
               <w:left w:color="cccccc" w:space="0" w:sz="4" w:val="single"/>
@@ -8945,84 +9574,7 @@
         </w:tc>
         <w:tc>
           <w:tcPr>
-            <w:tcBorders>
-              <w:top w:color="cccccc" w:space="0" w:sz="4" w:val="single"/>
-              <w:left w:color="cccccc" w:space="0" w:sz="4" w:val="single"/>
-              <w:bottom w:color="aaaaaa" w:space="0" w:sz="4" w:val="single"/>
-              <w:right w:color="cccccc" w:space="0" w:sz="4" w:val="single"/>
-            </w:tcBorders>
-            <w:shd w:fill="ffffff" w:val="clear"/>
-            <w:tcMar>
-              <w:top w:w="80.0" w:type="dxa"/>
-              <w:left w:w="120.0" w:type="dxa"/>
-              <w:bottom w:w="80.0" w:type="dxa"/>
-              <w:right w:w="120.0" w:type="dxa"/>
-            </w:tcMar>
-            <w:vAlign w:val="center"/>
-          </w:tcPr>
-          <w:p>
-            <w:pPr>
-              <w:spacing w:line="240" w:lineRule="auto"/>
-              <w:rPr>
-                <w:sz w:val="20"/>
-                <w:szCs w:val="20"/>
-              </w:rPr>
-            </w:pPr>
-            <w:r>
-              <w:rPr>
-                <w:rtl w:val="0"/>
-              </w:rPr>
-            </w:r>
-          </w:p>
-        </w:tc>
-        <w:tc>
-          <w:tcPr>
-            <w:tcBorders>
-              <w:top w:color="cccccc" w:space="0" w:sz="4" w:val="single"/>
-              <w:left w:color="cccccc" w:space="0" w:sz="4" w:val="single"/>
-              <w:bottom w:color="aaaaaa" w:space="0" w:sz="4" w:val="single"/>
-              <w:right w:color="cccccc" w:space="0" w:sz="4" w:val="single"/>
-            </w:tcBorders>
-            <w:shd w:fill="ffffff" w:val="clear"/>
-            <w:tcMar>
-              <w:top w:w="80.0" w:type="dxa"/>
-              <w:left w:w="120.0" w:type="dxa"/>
-              <w:bottom w:w="80.0" w:type="dxa"/>
-              <w:right w:w="120.0" w:type="dxa"/>
-            </w:tcMar>
-            <w:vAlign w:val="center"/>
-          </w:tcPr>
-          <w:p>
-            <w:pPr>
-              <w:spacing w:line="240" w:lineRule="auto"/>
-              <w:rPr>
-                <w:sz w:val="20"/>
-                <w:szCs w:val="20"/>
-              </w:rPr>
-            </w:pPr>
-            <w:r>
-              <w:rPr>
-                <w:rtl w:val="0"/>
-              </w:rPr>
-            </w:r>
-          </w:p>
-          <w:p>
-            <w:pPr>
-              <w:spacing w:line="240" w:lineRule="auto"/>
-              <w:rPr>
-                <w:sz w:val="20"/>
-                <w:szCs w:val="20"/>
-              </w:rPr>
-            </w:pPr>
-            <w:r>
-              <w:rPr>
-                <w:rtl w:val="0"/>
-              </w:rPr>
-            </w:r>
-          </w:p>
-        </w:tc>
-        <w:tc>
-          <w:tcPr>
+            <w:gridSpan w:val="2"/>
             <w:tcBorders>
               <w:top w:color="cccccc" w:space="0" w:sz="4" w:val="single"/>
               <w:left w:color="cccccc" w:space="0" w:sz="4" w:val="single"/>
@@ -9055,6 +9607,7 @@
         </w:tc>
         <w:tc>
           <w:tcPr>
+            <w:gridSpan w:val="2"/>
             <w:tcBorders>
               <w:top w:color="cccccc" w:space="0" w:sz="4" w:val="single"/>
               <w:left w:color="cccccc" w:space="0" w:sz="4" w:val="single"/>
@@ -9126,271 +9679,6 @@
         <w:trPr>
           <w:cantSplit w:val="0"/>
           <w:trHeight w:val="624.9609375" w:hRule="atLeast"/>
-          <w:tblHeader w:val="0"/>
-        </w:trPr>
-        <w:tc>
-          <w:tcPr>
-            <w:tcBorders>
-              <w:top w:color="cccccc" w:space="0" w:sz="4" w:val="single"/>
-              <w:left w:color="cccccc" w:space="0" w:sz="4" w:val="single"/>
-              <w:bottom w:color="cccccc" w:space="0" w:sz="4" w:val="single"/>
-              <w:right w:color="cccccc" w:space="0" w:sz="4" w:val="single"/>
-            </w:tcBorders>
-            <w:shd w:fill="ffffff" w:val="clear"/>
-            <w:tcMar>
-              <w:top w:w="80.0" w:type="dxa"/>
-              <w:left w:w="120.0" w:type="dxa"/>
-              <w:bottom w:w="80.0" w:type="dxa"/>
-              <w:right w:w="120.0" w:type="dxa"/>
-            </w:tcMar>
-            <w:vAlign w:val="center"/>
-          </w:tcPr>
-          <w:p>
-            <w:pPr>
-              <w:spacing w:line="240" w:lineRule="auto"/>
-              <w:rPr>
-                <w:sz w:val="20"/>
-                <w:szCs w:val="20"/>
-              </w:rPr>
-            </w:pPr>
-            <w:r>
-              <w:rPr>
-                <w:rtl w:val="0"/>
-              </w:rPr>
-            </w:r>
-          </w:p>
-        </w:tc>
-        <w:tc>
-          <w:tcPr>
-            <w:tcBorders>
-              <w:top w:color="cccccc" w:space="0" w:sz="4" w:val="single"/>
-              <w:left w:color="cccccc" w:space="0" w:sz="4" w:val="single"/>
-              <w:bottom w:color="cccccc" w:space="0" w:sz="4" w:val="single"/>
-              <w:right w:color="aaaaaa" w:space="0" w:sz="4" w:val="single"/>
-            </w:tcBorders>
-            <w:shd w:fill="ffffff" w:val="clear"/>
-            <w:tcMar>
-              <w:top w:w="80.0" w:type="dxa"/>
-              <w:left w:w="120.0" w:type="dxa"/>
-              <w:bottom w:w="80.0" w:type="dxa"/>
-              <w:right w:w="120.0" w:type="dxa"/>
-            </w:tcMar>
-            <w:vAlign w:val="center"/>
-          </w:tcPr>
-          <w:p>
-            <w:pPr>
-              <w:spacing w:line="240" w:lineRule="auto"/>
-              <w:rPr>
-                <w:sz w:val="20"/>
-                <w:szCs w:val="20"/>
-              </w:rPr>
-            </w:pPr>
-            <w:r>
-              <w:rPr>
-                <w:rtl w:val="0"/>
-              </w:rPr>
-            </w:r>
-          </w:p>
-        </w:tc>
-        <w:tc>
-          <w:tcPr>
-            <w:tcBorders>
-              <w:top w:color="cccccc" w:space="0" w:sz="4" w:val="single"/>
-              <w:left w:color="cccccc" w:space="0" w:sz="4" w:val="single"/>
-              <w:bottom w:color="cccccc" w:space="0" w:sz="4" w:val="single"/>
-              <w:right w:color="aaaaaa" w:space="0" w:sz="4" w:val="single"/>
-            </w:tcBorders>
-            <w:shd w:fill="ffffff" w:val="clear"/>
-            <w:tcMar>
-              <w:top w:w="80.0" w:type="dxa"/>
-              <w:left w:w="120.0" w:type="dxa"/>
-              <w:bottom w:w="80.0" w:type="dxa"/>
-              <w:right w:w="120.0" w:type="dxa"/>
-            </w:tcMar>
-            <w:vAlign w:val="center"/>
-          </w:tcPr>
-          <w:p>
-            <w:pPr>
-              <w:spacing w:line="240" w:lineRule="auto"/>
-              <w:rPr>
-                <w:sz w:val="20"/>
-                <w:szCs w:val="20"/>
-              </w:rPr>
-            </w:pPr>
-            <w:r>
-              <w:rPr>
-                <w:rtl w:val="0"/>
-              </w:rPr>
-            </w:r>
-          </w:p>
-        </w:tc>
-        <w:tc>
-          <w:tcPr>
-            <w:tcBorders>
-              <w:top w:color="aaaaaa" w:space="0" w:sz="4" w:val="single"/>
-              <w:left w:color="aaaaaa" w:space="0" w:sz="4" w:val="single"/>
-              <w:bottom w:color="aaaaaa" w:space="0" w:sz="4" w:val="single"/>
-              <w:right w:color="aaaaaa" w:space="0" w:sz="4" w:val="single"/>
-            </w:tcBorders>
-            <w:shd w:fill="ffffff" w:val="clear"/>
-            <w:tcMar>
-              <w:top w:w="80.0" w:type="dxa"/>
-              <w:left w:w="120.0" w:type="dxa"/>
-              <w:bottom w:w="80.0" w:type="dxa"/>
-              <w:right w:w="120.0" w:type="dxa"/>
-            </w:tcMar>
-            <w:vAlign w:val="center"/>
-          </w:tcPr>
-          <w:p>
-            <w:pPr>
-              <w:spacing w:line="240" w:lineRule="auto"/>
-              <w:rPr>
-                <w:sz w:val="20"/>
-                <w:szCs w:val="20"/>
-              </w:rPr>
-            </w:pPr>
-            <w:r>
-              <w:rPr>
-                <w:rtl w:val="0"/>
-              </w:rPr>
-            </w:r>
-          </w:p>
-        </w:tc>
-        <w:tc>
-          <w:tcPr>
-            <w:tcBorders>
-              <w:top w:color="aaaaaa" w:space="0" w:sz="4" w:val="single"/>
-              <w:left w:color="aaaaaa" w:space="0" w:sz="4" w:val="single"/>
-              <w:bottom w:color="aaaaaa" w:space="0" w:sz="4" w:val="single"/>
-              <w:right w:color="aaaaaa" w:space="0" w:sz="4" w:val="single"/>
-            </w:tcBorders>
-            <w:tcMar>
-              <w:top w:w="80.0" w:type="dxa"/>
-              <w:left w:w="120.0" w:type="dxa"/>
-              <w:bottom w:w="80.0" w:type="dxa"/>
-              <w:right w:w="120.0" w:type="dxa"/>
-            </w:tcMar>
-            <w:vAlign w:val="center"/>
-          </w:tcPr>
-          <w:p>
-            <w:pPr>
-              <w:spacing w:line="240" w:lineRule="auto"/>
-              <w:rPr>
-                <w:sz w:val="20"/>
-                <w:szCs w:val="20"/>
-              </w:rPr>
-            </w:pPr>
-            <w:r>
-              <w:rPr>
-                <w:rtl w:val="0"/>
-              </w:rPr>
-            </w:r>
-          </w:p>
-        </w:tc>
-        <w:tc>
-          <w:tcPr>
-            <w:tcBorders>
-              <w:top w:color="cccccc" w:space="0" w:sz="4" w:val="single"/>
-              <w:left w:color="aaaaaa" w:space="0" w:sz="4" w:val="single"/>
-              <w:bottom w:color="cccccc" w:space="0" w:sz="4" w:val="single"/>
-              <w:right w:color="cccccc" w:space="0" w:sz="4" w:val="single"/>
-            </w:tcBorders>
-            <w:shd w:fill="ffffff" w:val="clear"/>
-            <w:tcMar>
-              <w:top w:w="80.0" w:type="dxa"/>
-              <w:left w:w="120.0" w:type="dxa"/>
-              <w:bottom w:w="80.0" w:type="dxa"/>
-              <w:right w:w="120.0" w:type="dxa"/>
-            </w:tcMar>
-            <w:vAlign w:val="center"/>
-          </w:tcPr>
-          <w:p>
-            <w:pPr>
-              <w:spacing w:line="240" w:lineRule="auto"/>
-              <w:rPr>
-                <w:sz w:val="20"/>
-                <w:szCs w:val="20"/>
-              </w:rPr>
-            </w:pPr>
-            <w:r>
-              <w:rPr>
-                <w:rtl w:val="0"/>
-              </w:rPr>
-            </w:r>
-          </w:p>
-        </w:tc>
-        <w:tc>
-          <w:tcPr>
-            <w:tcBorders>
-              <w:top w:color="cccccc" w:space="0" w:sz="4" w:val="single"/>
-              <w:left w:color="cccccc" w:space="0" w:sz="4" w:val="single"/>
-              <w:bottom w:color="cccccc" w:space="0" w:sz="4" w:val="single"/>
-              <w:right w:color="cccccc" w:space="0" w:sz="4" w:val="single"/>
-            </w:tcBorders>
-            <w:shd w:fill="ffffff" w:val="clear"/>
-            <w:tcMar>
-              <w:top w:w="80.0" w:type="dxa"/>
-              <w:left w:w="120.0" w:type="dxa"/>
-              <w:bottom w:w="80.0" w:type="dxa"/>
-              <w:right w:w="120.0" w:type="dxa"/>
-            </w:tcMar>
-            <w:vAlign w:val="center"/>
-          </w:tcPr>
-          <w:p>
-            <w:pPr>
-              <w:spacing w:line="240" w:lineRule="auto"/>
-              <w:rPr>
-                <w:sz w:val="20"/>
-                <w:szCs w:val="20"/>
-              </w:rPr>
-            </w:pPr>
-            <w:r>
-              <w:rPr>
-                <w:rtl w:val="0"/>
-              </w:rPr>
-            </w:r>
-          </w:p>
-        </w:tc>
-        <w:tc>
-          <w:tcPr>
-            <w:tcBorders>
-              <w:top w:color="cccccc" w:space="0" w:sz="4" w:val="single"/>
-              <w:left w:color="cccccc" w:space="0" w:sz="4" w:val="single"/>
-              <w:bottom w:color="cccccc" w:space="0" w:sz="4" w:val="single"/>
-              <w:right w:color="cccccc" w:space="0" w:sz="4" w:val="single"/>
-            </w:tcBorders>
-            <w:shd w:fill="ead1dc" w:val="clear"/>
-            <w:tcMar>
-              <w:top w:w="80.0" w:type="dxa"/>
-              <w:left w:w="120.0" w:type="dxa"/>
-              <w:bottom w:w="80.0" w:type="dxa"/>
-              <w:right w:w="120.0" w:type="dxa"/>
-            </w:tcMar>
-            <w:vAlign w:val="center"/>
-          </w:tcPr>
-          <w:p>
-            <w:pPr>
-              <w:spacing w:line="240" w:lineRule="auto"/>
-              <w:rPr>
-                <w:sz w:val="20"/>
-                <w:szCs w:val="20"/>
-              </w:rPr>
-            </w:pPr>
-            <w:r>
-              <w:rPr>
-                <w:rFonts w:ascii="Arial Unicode MS" w:cs="Arial Unicode MS" w:eastAsia="Arial Unicode MS" w:hAnsi="Arial Unicode MS"/>
-                <w:sz w:val="20"/>
-                <w:szCs w:val="20"/>
-                <w:rtl w:val="0"/>
-              </w:rPr>
-              <w:t xml:space="preserve">페트병 세우기</w:t>
-            </w:r>
-          </w:p>
-        </w:tc>
-      </w:tr>
-      <w:tr>
-        <w:trPr>
-          <w:cantSplit w:val="0"/>
           <w:tblHeader w:val="0"/>
         </w:trPr>
         <w:tc>
@@ -9414,8 +9702,6 @@
             <w:pPr>
               <w:spacing w:line="240" w:lineRule="auto"/>
               <w:rPr>
-                <w:b w:val="1"/>
-                <w:bCs w:val="1"/>
                 <w:sz w:val="20"/>
                 <w:szCs w:val="20"/>
               </w:rPr>
@@ -9431,13 +9717,19 @@
               </w:rPr>
               <w:t xml:space="preserve">[지각자 부스]</w:t>
             </w:r>
+            <w:r>
+              <w:rPr>
+                <w:rtl w:val="0"/>
+              </w:rPr>
+            </w:r>
           </w:p>
         </w:tc>
         <w:tc>
           <w:tcPr>
+            <w:gridSpan w:val="2"/>
             <w:tcBorders>
               <w:top w:color="cccccc" w:space="0" w:sz="4" w:val="single"/>
-              <w:left w:color="cccccc" w:space="0" w:sz="4" w:val="single"/>
+              <w:left w:color="aaaaaa" w:space="0" w:sz="4" w:val="single"/>
               <w:bottom w:color="cccccc" w:space="0" w:sz="4" w:val="single"/>
               <w:right w:color="aaaaaa" w:space="0" w:sz="4" w:val="single"/>
             </w:tcBorders>
@@ -9467,38 +9759,7 @@
         </w:tc>
         <w:tc>
           <w:tcPr>
-            <w:tcBorders>
-              <w:top w:color="cccccc" w:space="0" w:sz="4" w:val="single"/>
-              <w:left w:color="cccccc" w:space="0" w:sz="4" w:val="single"/>
-              <w:bottom w:color="cccccc" w:space="0" w:sz="4" w:val="single"/>
-              <w:right w:color="aaaaaa" w:space="0" w:sz="4" w:val="single"/>
-            </w:tcBorders>
-            <w:shd w:fill="ffffff" w:val="clear"/>
-            <w:tcMar>
-              <w:top w:w="80.0" w:type="dxa"/>
-              <w:left w:w="120.0" w:type="dxa"/>
-              <w:bottom w:w="80.0" w:type="dxa"/>
-              <w:right w:w="120.0" w:type="dxa"/>
-            </w:tcMar>
-            <w:vAlign w:val="center"/>
-          </w:tcPr>
-          <w:p>
-            <w:pPr>
-              <w:spacing w:line="240" w:lineRule="auto"/>
-              <w:rPr>
-                <w:sz w:val="20"/>
-                <w:szCs w:val="20"/>
-              </w:rPr>
-            </w:pPr>
-            <w:r>
-              <w:rPr>
-                <w:rtl w:val="0"/>
-              </w:rPr>
-            </w:r>
-          </w:p>
-        </w:tc>
-        <w:tc>
-          <w:tcPr>
+            <w:gridSpan w:val="2"/>
             <w:tcBorders>
               <w:top w:color="aaaaaa" w:space="0" w:sz="4" w:val="single"/>
               <w:left w:color="aaaaaa" w:space="0" w:sz="4" w:val="single"/>
@@ -9531,6 +9792,7 @@
         </w:tc>
         <w:tc>
           <w:tcPr>
+            <w:gridSpan w:val="2"/>
             <w:tcBorders>
               <w:top w:color="aaaaaa" w:space="0" w:sz="4" w:val="single"/>
               <w:left w:color="aaaaaa" w:space="0" w:sz="4" w:val="single"/>
@@ -9549,24 +9811,6 @@
             <w:pPr>
               <w:spacing w:line="240" w:lineRule="auto"/>
               <w:rPr>
-                <w:b w:val="1"/>
-                <w:bCs w:val="1"/>
-                <w:sz w:val="20"/>
-                <w:szCs w:val="20"/>
-              </w:rPr>
-            </w:pPr>
-            <w:r>
-              <w:rPr>
-                <w:rtl w:val="0"/>
-              </w:rPr>
-            </w:r>
-          </w:p>
-          <w:p>
-            <w:pPr>
-              <w:spacing w:line="240" w:lineRule="auto"/>
-              <w:rPr>
-                <w:b w:val="1"/>
-                <w:bCs w:val="1"/>
                 <w:sz w:val="20"/>
                 <w:szCs w:val="20"/>
               </w:rPr>
@@ -9580,11 +9824,12 @@
         </w:tc>
         <w:tc>
           <w:tcPr>
+            <w:gridSpan w:val="2"/>
             <w:tcBorders>
               <w:top w:color="cccccc" w:space="0" w:sz="4" w:val="single"/>
               <w:left w:color="aaaaaa" w:space="0" w:sz="4" w:val="single"/>
               <w:bottom w:color="cccccc" w:space="0" w:sz="4" w:val="single"/>
-              <w:right w:color="cccccc" w:space="0" w:sz="4" w:val="single"/>
+              <w:right w:color="aaaaaa" w:space="0" w:sz="4" w:val="single"/>
             </w:tcBorders>
             <w:shd w:fill="ffffff" w:val="clear"/>
             <w:tcMar>
@@ -9612,6 +9857,7 @@
         </w:tc>
         <w:tc>
           <w:tcPr>
+            <w:gridSpan w:val="2"/>
             <w:tcBorders>
               <w:top w:color="cccccc" w:space="0" w:sz="4" w:val="single"/>
               <w:left w:color="cccccc" w:space="0" w:sz="4" w:val="single"/>
@@ -9644,10 +9890,43 @@
         </w:tc>
         <w:tc>
           <w:tcPr>
+            <w:gridSpan w:val="2"/>
             <w:tcBorders>
               <w:top w:color="cccccc" w:space="0" w:sz="4" w:val="single"/>
               <w:left w:color="cccccc" w:space="0" w:sz="4" w:val="single"/>
-              <w:bottom w:color="aaaaaa" w:space="0" w:sz="4" w:val="single"/>
+              <w:bottom w:color="cccccc" w:space="0" w:sz="4" w:val="single"/>
+              <w:right w:color="cccccc" w:space="0" w:sz="4" w:val="single"/>
+            </w:tcBorders>
+            <w:shd w:fill="ffffff" w:val="clear"/>
+            <w:tcMar>
+              <w:top w:w="80.0" w:type="dxa"/>
+              <w:left w:w="120.0" w:type="dxa"/>
+              <w:bottom w:w="80.0" w:type="dxa"/>
+              <w:right w:w="120.0" w:type="dxa"/>
+            </w:tcMar>
+            <w:vAlign w:val="center"/>
+          </w:tcPr>
+          <w:p>
+            <w:pPr>
+              <w:spacing w:line="240" w:lineRule="auto"/>
+              <w:rPr>
+                <w:sz w:val="20"/>
+                <w:szCs w:val="20"/>
+              </w:rPr>
+            </w:pPr>
+            <w:r>
+              <w:rPr>
+                <w:rtl w:val="0"/>
+              </w:rPr>
+            </w:r>
+          </w:p>
+        </w:tc>
+        <w:tc>
+          <w:tcPr>
+            <w:tcBorders>
+              <w:top w:color="cccccc" w:space="0" w:sz="4" w:val="single"/>
+              <w:left w:color="cccccc" w:space="0" w:sz="4" w:val="single"/>
+              <w:bottom w:color="cccccc" w:space="0" w:sz="4" w:val="single"/>
               <w:right w:color="cccccc" w:space="0" w:sz="4" w:val="single"/>
             </w:tcBorders>
             <w:shd w:fill="ead1dc" w:val="clear"/>
@@ -9674,7 +9953,7 @@
                 <w:szCs w:val="20"/>
                 <w:rtl w:val="0"/>
               </w:rPr>
-              <w:t xml:space="preserve">병뚜껑 컬링</w:t>
+              <w:t xml:space="preserve">페트병           세우기</w:t>
             </w:r>
           </w:p>
         </w:tc>
@@ -9682,6 +9961,7 @@
       <w:tr>
         <w:trPr>
           <w:cantSplit w:val="0"/>
+          <w:trHeight w:val="360" w:hRule="atLeast"/>
           <w:tblHeader w:val="0"/>
         </w:trPr>
         <w:tc>
@@ -9705,8 +9985,6 @@
             <w:pPr>
               <w:spacing w:line="240" w:lineRule="auto"/>
               <w:rPr>
-                <w:b w:val="1"/>
-                <w:bCs w:val="1"/>
                 <w:sz w:val="20"/>
                 <w:szCs w:val="20"/>
               </w:rPr>
@@ -9720,19 +9998,8 @@
                 <w:szCs w:val="20"/>
                 <w:rtl w:val="0"/>
               </w:rPr>
-              <w:t xml:space="preserve">[응급 처치]</w:t>
-            </w:r>
-          </w:p>
-          <w:p>
-            <w:pPr>
-              <w:spacing w:line="240" w:lineRule="auto"/>
-              <w:rPr>
-                <w:b w:val="1"/>
-                <w:bCs w:val="1"/>
-                <w:sz w:val="20"/>
-                <w:szCs w:val="20"/>
-              </w:rPr>
-            </w:pPr>
+              <w:t xml:space="preserve">[지각자 부스]</w:t>
+            </w:r>
             <w:r>
               <w:rPr>
                 <w:rtl w:val="0"/>
@@ -9742,9 +10009,159 @@
         </w:tc>
         <w:tc>
           <w:tcPr>
+            <w:gridSpan w:val="2"/>
             <w:tcBorders>
               <w:top w:color="cccccc" w:space="0" w:sz="4" w:val="single"/>
               <w:left w:color="aaaaaa" w:space="0" w:sz="4" w:val="single"/>
+              <w:bottom w:color="cccccc" w:space="0" w:sz="4" w:val="single"/>
+              <w:right w:color="aaaaaa" w:space="0" w:sz="4" w:val="single"/>
+            </w:tcBorders>
+            <w:shd w:fill="ffffff" w:val="clear"/>
+            <w:tcMar>
+              <w:top w:w="80.0" w:type="dxa"/>
+              <w:left w:w="120.0" w:type="dxa"/>
+              <w:bottom w:w="80.0" w:type="dxa"/>
+              <w:right w:w="120.0" w:type="dxa"/>
+            </w:tcMar>
+            <w:vAlign w:val="center"/>
+          </w:tcPr>
+          <w:p>
+            <w:pPr>
+              <w:spacing w:line="240" w:lineRule="auto"/>
+              <w:rPr>
+                <w:sz w:val="20"/>
+                <w:szCs w:val="20"/>
+              </w:rPr>
+            </w:pPr>
+            <w:r>
+              <w:rPr>
+                <w:rtl w:val="0"/>
+              </w:rPr>
+            </w:r>
+          </w:p>
+        </w:tc>
+        <w:tc>
+          <w:tcPr>
+            <w:gridSpan w:val="2"/>
+            <w:tcBorders>
+              <w:top w:color="aaaaaa" w:space="0" w:sz="4" w:val="single"/>
+              <w:left w:color="aaaaaa" w:space="0" w:sz="4" w:val="single"/>
+              <w:bottom w:color="aaaaaa" w:space="0" w:sz="4" w:val="single"/>
+              <w:right w:color="aaaaaa" w:space="0" w:sz="4" w:val="single"/>
+            </w:tcBorders>
+            <w:shd w:fill="ffffff" w:val="clear"/>
+            <w:tcMar>
+              <w:top w:w="80.0" w:type="dxa"/>
+              <w:left w:w="120.0" w:type="dxa"/>
+              <w:bottom w:w="80.0" w:type="dxa"/>
+              <w:right w:w="120.0" w:type="dxa"/>
+            </w:tcMar>
+            <w:vAlign w:val="center"/>
+          </w:tcPr>
+          <w:p>
+            <w:pPr>
+              <w:spacing w:line="240" w:lineRule="auto"/>
+              <w:rPr>
+                <w:sz w:val="20"/>
+                <w:szCs w:val="20"/>
+              </w:rPr>
+            </w:pPr>
+            <w:r>
+              <w:rPr>
+                <w:rtl w:val="0"/>
+              </w:rPr>
+            </w:r>
+          </w:p>
+        </w:tc>
+        <w:tc>
+          <w:tcPr>
+            <w:gridSpan w:val="2"/>
+            <w:tcBorders>
+              <w:top w:color="aaaaaa" w:space="0" w:sz="4" w:val="single"/>
+              <w:left w:color="aaaaaa" w:space="0" w:sz="4" w:val="single"/>
+              <w:bottom w:color="aaaaaa" w:space="0" w:sz="4" w:val="single"/>
+              <w:right w:color="aaaaaa" w:space="0" w:sz="4" w:val="single"/>
+            </w:tcBorders>
+            <w:tcMar>
+              <w:top w:w="80.0" w:type="dxa"/>
+              <w:left w:w="120.0" w:type="dxa"/>
+              <w:bottom w:w="80.0" w:type="dxa"/>
+              <w:right w:w="120.0" w:type="dxa"/>
+            </w:tcMar>
+            <w:vAlign w:val="center"/>
+          </w:tcPr>
+          <w:p>
+            <w:pPr>
+              <w:spacing w:line="240" w:lineRule="auto"/>
+              <w:rPr>
+                <w:b w:val="1"/>
+                <w:bCs w:val="1"/>
+                <w:sz w:val="20"/>
+                <w:szCs w:val="20"/>
+              </w:rPr>
+            </w:pPr>
+            <w:r>
+              <w:rPr>
+                <w:rtl w:val="0"/>
+              </w:rPr>
+            </w:r>
+          </w:p>
+          <w:p>
+            <w:pPr>
+              <w:spacing w:line="240" w:lineRule="auto"/>
+              <w:rPr>
+                <w:b w:val="1"/>
+                <w:bCs w:val="1"/>
+                <w:sz w:val="20"/>
+                <w:szCs w:val="20"/>
+              </w:rPr>
+            </w:pPr>
+            <w:r>
+              <w:rPr>
+                <w:rtl w:val="0"/>
+              </w:rPr>
+            </w:r>
+          </w:p>
+        </w:tc>
+        <w:tc>
+          <w:tcPr>
+            <w:gridSpan w:val="2"/>
+            <w:tcBorders>
+              <w:top w:color="cccccc" w:space="0" w:sz="4" w:val="single"/>
+              <w:left w:color="aaaaaa" w:space="0" w:sz="4" w:val="single"/>
+              <w:bottom w:color="aaaaaa" w:space="0" w:sz="4" w:val="single"/>
+              <w:right w:color="aaaaaa" w:space="0" w:sz="4" w:val="single"/>
+            </w:tcBorders>
+            <w:shd w:fill="ffffff" w:val="clear"/>
+            <w:tcMar>
+              <w:top w:w="80.0" w:type="dxa"/>
+              <w:left w:w="120.0" w:type="dxa"/>
+              <w:bottom w:w="80.0" w:type="dxa"/>
+              <w:right w:w="120.0" w:type="dxa"/>
+            </w:tcMar>
+            <w:vAlign w:val="center"/>
+          </w:tcPr>
+          <w:p>
+            <w:pPr>
+              <w:spacing w:line="240" w:lineRule="auto"/>
+              <w:rPr>
+                <w:sz w:val="20"/>
+                <w:szCs w:val="20"/>
+              </w:rPr>
+            </w:pPr>
+            <w:r>
+              <w:rPr>
+                <w:rtl w:val="0"/>
+              </w:rPr>
+            </w:r>
+          </w:p>
+        </w:tc>
+        <w:tc>
+          <w:tcPr>
+            <w:gridSpan w:val="2"/>
+            <w:tcBorders>
+              <w:top w:color="cccccc" w:space="0" w:sz="4" w:val="single"/>
+              <w:left w:color="cccccc" w:space="0" w:sz="4" w:val="single"/>
               <w:bottom w:color="cccccc" w:space="0" w:sz="4" w:val="single"/>
               <w:right w:color="cccccc" w:space="0" w:sz="4" w:val="single"/>
             </w:tcBorders>
@@ -9774,9 +10191,10 @@
         </w:tc>
         <w:tc>
           <w:tcPr>
+            <w:gridSpan w:val="2"/>
             <w:tcBorders>
               <w:top w:color="cccccc" w:space="0" w:sz="4" w:val="single"/>
-              <w:left w:color="aaaaaa" w:space="0" w:sz="4" w:val="single"/>
+              <w:left w:color="cccccc" w:space="0" w:sz="4" w:val="single"/>
               <w:bottom w:color="cccccc" w:space="0" w:sz="4" w:val="single"/>
               <w:right w:color="cccccc" w:space="0" w:sz="4" w:val="single"/>
             </w:tcBorders>
@@ -9806,6 +10224,200 @@
         </w:tc>
         <w:tc>
           <w:tcPr>
+            <w:tcBorders>
+              <w:top w:color="cccccc" w:space="0" w:sz="4" w:val="single"/>
+              <w:left w:color="cccccc" w:space="0" w:sz="4" w:val="single"/>
+              <w:bottom w:color="aaaaaa" w:space="0" w:sz="4" w:val="single"/>
+              <w:right w:color="cccccc" w:space="0" w:sz="4" w:val="single"/>
+            </w:tcBorders>
+            <w:shd w:fill="ead1dc" w:val="clear"/>
+            <w:tcMar>
+              <w:top w:w="80.0" w:type="dxa"/>
+              <w:left w:w="120.0" w:type="dxa"/>
+              <w:bottom w:w="80.0" w:type="dxa"/>
+              <w:right w:w="120.0" w:type="dxa"/>
+            </w:tcMar>
+            <w:vAlign w:val="center"/>
+          </w:tcPr>
+          <w:p>
+            <w:pPr>
+              <w:spacing w:line="240" w:lineRule="auto"/>
+              <w:rPr>
+                <w:sz w:val="20"/>
+                <w:szCs w:val="20"/>
+              </w:rPr>
+            </w:pPr>
+            <w:r>
+              <w:rPr>
+                <w:rFonts w:ascii="Arial Unicode MS" w:cs="Arial Unicode MS" w:eastAsia="Arial Unicode MS" w:hAnsi="Arial Unicode MS"/>
+                <w:sz w:val="20"/>
+                <w:szCs w:val="20"/>
+                <w:rtl w:val="0"/>
+              </w:rPr>
+              <w:t xml:space="preserve">병뚜껑           컬링</w:t>
+            </w:r>
+          </w:p>
+        </w:tc>
+      </w:tr>
+      <w:tr>
+        <w:trPr>
+          <w:cantSplit w:val="0"/>
+          <w:trHeight w:val="360" w:hRule="atLeast"/>
+          <w:tblHeader w:val="0"/>
+        </w:trPr>
+        <w:tc>
+          <w:tcPr>
+            <w:tcBorders>
+              <w:top w:color="aaaaaa" w:space="0" w:sz="4" w:val="single"/>
+              <w:left w:color="aaaaaa" w:space="0" w:sz="4" w:val="single"/>
+              <w:bottom w:color="aaaaaa" w:space="0" w:sz="4" w:val="single"/>
+              <w:right w:color="aaaaaa" w:space="0" w:sz="4" w:val="single"/>
+            </w:tcBorders>
+            <w:shd w:fill="d9e2f3" w:val="clear"/>
+            <w:tcMar>
+              <w:top w:w="80.0" w:type="dxa"/>
+              <w:left w:w="120.0" w:type="dxa"/>
+              <w:bottom w:w="80.0" w:type="dxa"/>
+              <w:right w:w="120.0" w:type="dxa"/>
+            </w:tcMar>
+            <w:vAlign w:val="center"/>
+          </w:tcPr>
+          <w:p>
+            <w:pPr>
+              <w:spacing w:line="240" w:lineRule="auto"/>
+              <w:rPr>
+                <w:sz w:val="20"/>
+                <w:szCs w:val="20"/>
+              </w:rPr>
+            </w:pPr>
+            <w:r>
+              <w:rPr>
+                <w:rFonts w:ascii="Arial Unicode MS" w:cs="Arial Unicode MS" w:eastAsia="Arial Unicode MS" w:hAnsi="Arial Unicode MS"/>
+                <w:b w:val="1"/>
+                <w:bCs w:val="1"/>
+                <w:sz w:val="20"/>
+                <w:szCs w:val="20"/>
+                <w:rtl w:val="0"/>
+              </w:rPr>
+              <w:t xml:space="preserve">[응급처치 존]</w:t>
+            </w:r>
+            <w:r>
+              <w:rPr>
+                <w:rtl w:val="0"/>
+              </w:rPr>
+            </w:r>
+          </w:p>
+        </w:tc>
+        <w:tc>
+          <w:tcPr>
+            <w:gridSpan w:val="2"/>
+            <w:tcBorders>
+              <w:top w:color="cccccc" w:space="0" w:sz="4" w:val="single"/>
+              <w:left w:color="aaaaaa" w:space="0" w:sz="4" w:val="single"/>
+              <w:bottom w:color="cccccc" w:space="0" w:sz="4" w:val="single"/>
+              <w:right w:color="aaaaaa" w:space="0" w:sz="4" w:val="single"/>
+            </w:tcBorders>
+            <w:shd w:fill="ffffff" w:val="clear"/>
+            <w:tcMar>
+              <w:top w:w="80.0" w:type="dxa"/>
+              <w:left w:w="120.0" w:type="dxa"/>
+              <w:bottom w:w="80.0" w:type="dxa"/>
+              <w:right w:w="120.0" w:type="dxa"/>
+            </w:tcMar>
+            <w:vAlign w:val="center"/>
+          </w:tcPr>
+          <w:p>
+            <w:pPr>
+              <w:spacing w:line="240" w:lineRule="auto"/>
+              <w:rPr>
+                <w:sz w:val="20"/>
+                <w:szCs w:val="20"/>
+              </w:rPr>
+            </w:pPr>
+            <w:r>
+              <w:rPr>
+                <w:rtl w:val="0"/>
+              </w:rPr>
+            </w:r>
+          </w:p>
+        </w:tc>
+        <w:tc>
+          <w:tcPr>
+            <w:gridSpan w:val="2"/>
+            <w:tcBorders>
+              <w:top w:color="aaaaaa" w:space="0" w:sz="4" w:val="single"/>
+              <w:left w:color="aaaaaa" w:space="0" w:sz="4" w:val="single"/>
+              <w:bottom w:color="cccccc" w:space="0" w:sz="4" w:val="single"/>
+              <w:right w:color="aaaaaa" w:space="0" w:sz="4" w:val="single"/>
+            </w:tcBorders>
+            <w:shd w:fill="ffffff" w:val="clear"/>
+            <w:tcMar>
+              <w:top w:w="80.0" w:type="dxa"/>
+              <w:left w:w="120.0" w:type="dxa"/>
+              <w:bottom w:w="80.0" w:type="dxa"/>
+              <w:right w:w="120.0" w:type="dxa"/>
+            </w:tcMar>
+            <w:vAlign w:val="center"/>
+          </w:tcPr>
+          <w:p>
+            <w:pPr>
+              <w:spacing w:line="240" w:lineRule="auto"/>
+              <w:rPr>
+                <w:sz w:val="20"/>
+                <w:szCs w:val="20"/>
+              </w:rPr>
+            </w:pPr>
+            <w:r>
+              <w:rPr>
+                <w:rtl w:val="0"/>
+              </w:rPr>
+            </w:r>
+          </w:p>
+        </w:tc>
+        <w:tc>
+          <w:tcPr>
+            <w:gridSpan w:val="2"/>
+            <w:tcBorders>
+              <w:top w:color="aaaaaa" w:space="0" w:sz="4" w:val="single"/>
+              <w:left w:color="aaaaaa" w:space="0" w:sz="4" w:val="single"/>
+              <w:bottom w:color="cccccc" w:space="0" w:sz="4" w:val="single"/>
+              <w:right w:color="cccccc" w:space="0" w:sz="4" w:val="single"/>
+            </w:tcBorders>
+            <w:shd w:fill="d9e2f3" w:val="clear"/>
+            <w:tcMar>
+              <w:top w:w="80.0" w:type="dxa"/>
+              <w:left w:w="120.0" w:type="dxa"/>
+              <w:bottom w:w="80.0" w:type="dxa"/>
+              <w:right w:w="120.0" w:type="dxa"/>
+            </w:tcMar>
+            <w:vAlign w:val="center"/>
+          </w:tcPr>
+          <w:p>
+            <w:pPr>
+              <w:spacing w:line="240" w:lineRule="auto"/>
+              <w:rPr>
+                <w:b w:val="1"/>
+                <w:bCs w:val="1"/>
+                <w:sz w:val="20"/>
+                <w:szCs w:val="20"/>
+              </w:rPr>
+            </w:pPr>
+            <w:r>
+              <w:rPr>
+                <w:rFonts w:ascii="Arial Unicode MS" w:cs="Arial Unicode MS" w:eastAsia="Arial Unicode MS" w:hAnsi="Arial Unicode MS"/>
+                <w:b w:val="1"/>
+                <w:bCs w:val="1"/>
+                <w:sz w:val="20"/>
+                <w:szCs w:val="20"/>
+                <w:rtl w:val="0"/>
+              </w:rPr>
+              <w:t xml:space="preserve">[본부/사회자]</w:t>
+            </w:r>
+          </w:p>
+        </w:tc>
+        <w:tc>
+          <w:tcPr>
+            <w:gridSpan w:val="2"/>
             <w:tcBorders>
               <w:top w:color="aaaaaa" w:space="0" w:sz="4" w:val="single"/>
               <w:left w:color="cccccc" w:space="0" w:sz="4" w:val="single"/>
@@ -9840,57 +10452,18 @@
                 <w:szCs w:val="20"/>
                 <w:rtl w:val="0"/>
               </w:rPr>
-              <w:t xml:space="preserve">[본부,사회자]</w:t>
+              <w:t xml:space="preserve">[점수 집계]</w:t>
             </w:r>
           </w:p>
         </w:tc>
         <w:tc>
           <w:tcPr>
-            <w:tcBorders>
-              <w:top w:color="aaaaaa" w:space="0" w:sz="4" w:val="single"/>
-              <w:left w:color="cccccc" w:space="0" w:sz="4" w:val="single"/>
-              <w:bottom w:color="cccccc" w:space="0" w:sz="4" w:val="single"/>
-              <w:right w:color="cccccc" w:space="0" w:sz="4" w:val="single"/>
-            </w:tcBorders>
-            <w:shd w:fill="d9e2f3" w:val="clear"/>
-            <w:tcMar>
-              <w:top w:w="80.0" w:type="dxa"/>
-              <w:left w:w="120.0" w:type="dxa"/>
-              <w:bottom w:w="80.0" w:type="dxa"/>
-              <w:right w:w="120.0" w:type="dxa"/>
-            </w:tcMar>
-            <w:vAlign w:val="center"/>
-          </w:tcPr>
-          <w:p>
-            <w:pPr>
-              <w:spacing w:line="240" w:lineRule="auto"/>
-              <w:rPr>
-                <w:b w:val="1"/>
-                <w:bCs w:val="1"/>
-                <w:sz w:val="20"/>
-                <w:szCs w:val="20"/>
-              </w:rPr>
-            </w:pPr>
-            <w:r>
-              <w:rPr>
-                <w:rFonts w:ascii="Arial Unicode MS" w:cs="Arial Unicode MS" w:eastAsia="Arial Unicode MS" w:hAnsi="Arial Unicode MS"/>
-                <w:b w:val="1"/>
-                <w:bCs w:val="1"/>
-                <w:sz w:val="20"/>
-                <w:szCs w:val="20"/>
-                <w:rtl w:val="0"/>
-              </w:rPr>
-              <w:t xml:space="preserve">[점수 집계]</w:t>
-            </w:r>
-          </w:p>
-        </w:tc>
-        <w:tc>
-          <w:tcPr>
+            <w:gridSpan w:val="2"/>
             <w:tcBorders>
               <w:top w:color="cccccc" w:space="0" w:sz="4" w:val="single"/>
               <w:left w:color="cccccc" w:space="0" w:sz="4" w:val="single"/>
               <w:bottom w:color="cccccc" w:space="0" w:sz="4" w:val="single"/>
-              <w:right w:color="cccccc" w:space="0" w:sz="4" w:val="single"/>
+              <w:right w:color="aaaaaa" w:space="0" w:sz="4" w:val="single"/>
             </w:tcBorders>
             <w:shd w:fill="ffffff" w:val="clear"/>
             <w:tcMar>
@@ -9918,9 +10491,10 @@
         </w:tc>
         <w:tc>
           <w:tcPr>
+            <w:gridSpan w:val="2"/>
             <w:tcBorders>
               <w:top w:color="cccccc" w:space="0" w:sz="4" w:val="single"/>
-              <w:left w:color="cccccc" w:space="0" w:sz="4" w:val="single"/>
+              <w:left w:color="aaaaaa" w:space="0" w:sz="4" w:val="single"/>
               <w:bottom w:color="cccccc" w:space="0" w:sz="4" w:val="single"/>
               <w:right w:color="aaaaaa" w:space="0" w:sz="4" w:val="single"/>
             </w:tcBorders>
@@ -9983,6 +10557,36 @@
     </w:tbl>
     <w:p>
       <w:pPr>
+        <w:spacing w:line="240" w:lineRule="auto"/>
+        <w:ind w:left="720" w:firstLine="0"/>
+        <w:rPr>
+          <w:sz w:val="20"/>
+          <w:szCs w:val="20"/>
+        </w:rPr>
+      </w:pPr>
+      <w:r>
+        <w:rPr>
+          <w:rtl w:val="0"/>
+        </w:rPr>
+      </w:r>
+    </w:p>
+    <w:p>
+      <w:pPr>
+        <w:spacing w:line="240" w:lineRule="auto"/>
+        <w:ind w:left="720" w:firstLine="0"/>
+        <w:rPr>
+          <w:sz w:val="20"/>
+          <w:szCs w:val="20"/>
+        </w:rPr>
+      </w:pPr>
+      <w:r>
+        <w:rPr>
+          <w:rtl w:val="0"/>
+        </w:rPr>
+      </w:r>
+    </w:p>
+    <w:p>
+      <w:pPr>
         <w:rPr/>
       </w:pPr>
       <w:r>
@@ -10067,11 +10671,151 @@
       </w:pPr>
       <w:r>
         <w:rPr>
-          <w:rFonts w:ascii="Arial Unicode MS" w:cs="Arial Unicode MS" w:eastAsia="Arial Unicode MS" w:hAnsi="Arial Unicode MS"/>
-          <w:rtl w:val="0"/>
-        </w:rPr>
-        <w:t xml:space="preserve">-홍재</w:t>
-      </w:r>
+          <w:rtl w:val="0"/>
+        </w:rPr>
+      </w:r>
+    </w:p>
+    <w:p>
+      <w:pPr>
+        <w:rPr/>
+      </w:pPr>
+      <w:r>
+        <w:rPr>
+          <w:rtl w:val="0"/>
+        </w:rPr>
+      </w:r>
+    </w:p>
+    <w:p>
+      <w:pPr>
+        <w:rPr/>
+      </w:pPr>
+      <w:r>
+        <w:rPr>
+          <w:rtl w:val="0"/>
+        </w:rPr>
+      </w:r>
+    </w:p>
+    <w:p>
+      <w:pPr>
+        <w:rPr/>
+      </w:pPr>
+      <w:r>
+        <w:rPr>
+          <w:rtl w:val="0"/>
+        </w:rPr>
+      </w:r>
+    </w:p>
+    <w:p>
+      <w:pPr>
+        <w:rPr/>
+      </w:pPr>
+      <w:r>
+        <w:rPr>
+          <w:rtl w:val="0"/>
+        </w:rPr>
+      </w:r>
+    </w:p>
+    <w:p>
+      <w:pPr>
+        <w:rPr/>
+      </w:pPr>
+      <w:r>
+        <w:rPr>
+          <w:rtl w:val="0"/>
+        </w:rPr>
+      </w:r>
+    </w:p>
+    <w:p>
+      <w:pPr>
+        <w:rPr/>
+      </w:pPr>
+      <w:r>
+        <w:rPr>
+          <w:rtl w:val="0"/>
+        </w:rPr>
+      </w:r>
+    </w:p>
+    <w:p>
+      <w:pPr>
+        <w:rPr/>
+      </w:pPr>
+      <w:r>
+        <w:rPr>
+          <w:rtl w:val="0"/>
+        </w:rPr>
+      </w:r>
+    </w:p>
+    <w:p>
+      <w:pPr>
+        <w:rPr/>
+      </w:pPr>
+      <w:r>
+        <w:rPr>
+          <w:rtl w:val="0"/>
+        </w:rPr>
+      </w:r>
+    </w:p>
+    <w:p>
+      <w:pPr>
+        <w:rPr/>
+      </w:pPr>
+      <w:r>
+        <w:rPr>
+          <w:rtl w:val="0"/>
+        </w:rPr>
+      </w:r>
+    </w:p>
+    <w:p>
+      <w:pPr>
+        <w:rPr/>
+      </w:pPr>
+      <w:r>
+        <w:rPr>
+          <w:rtl w:val="0"/>
+        </w:rPr>
+      </w:r>
+    </w:p>
+    <w:p>
+      <w:pPr>
+        <w:pStyle w:val="Heading2"/>
+        <w:keepNext w:val="0"/>
+        <w:keepLines w:val="0"/>
+        <w:spacing w:before="240" w:line="240" w:lineRule="auto"/>
+        <w:rPr>
+          <w:b w:val="1"/>
+          <w:bCs w:val="1"/>
+          <w:color w:val="2e74b5"/>
+          <w:sz w:val="26"/>
+          <w:szCs w:val="26"/>
+        </w:rPr>
+      </w:pPr>
+      <w:r>
+        <w:rPr>
+          <w:rFonts w:ascii="Arial Unicode MS" w:cs="Arial Unicode MS" w:eastAsia="Arial Unicode MS" w:hAnsi="Arial Unicode MS"/>
+          <w:b w:val="1"/>
+          <w:bCs w:val="1"/>
+          <w:color w:val="2e74b5"/>
+          <w:sz w:val="26"/>
+          <w:szCs w:val="26"/>
+          <w:rtl w:val="0"/>
+        </w:rPr>
+        <w:t xml:space="preserve">_홍재</w:t>
+      </w:r>
+    </w:p>
+    <w:p>
+      <w:pPr>
+        <w:pStyle w:val="Heading2"/>
+        <w:keepNext w:val="0"/>
+        <w:keepLines w:val="0"/>
+        <w:spacing w:before="240" w:line="240" w:lineRule="auto"/>
+        <w:rPr>
+          <w:b w:val="1"/>
+          <w:bCs w:val="1"/>
+          <w:color w:val="2e74b5"/>
+          <w:sz w:val="26"/>
+          <w:szCs w:val="26"/>
+        </w:rPr>
+      </w:pPr>
       <w:r>
         <w:rPr>
           <w:rtl w:val="0"/>
